--- a/procedure-lyreco/PRO-SG-009_Machine_a_cafe.docx
+++ b/procedure-lyreco/PRO-SG-009_Machine_a_cafe.docx
@@ -33,7 +33,7 @@
           <w:sz w:val="36"/>
           <w:szCs w:val="36"/>
         </w:rPr>
-        <w:t xml:space="preserve">Machine à café et consommables</w:t>
+        <w:t xml:space="preserve">Machine à café De Jong Duke Lua</w:t>
       </w:r>
     </w:p>
     <w:p>
@@ -49,7 +49,7 @@
           <w:sz w:val="19"/>
           <w:szCs w:val="19"/>
         </w:rPr>
-        <w:t xml:space="preserve">Approvisionner les machines à café, suivre les consommables de la tisanerie et faire intervenir le prestataire en cas de panne.</w:t>
+        <w:t xml:space="preserve">Surveiller les stocks, assurer le nettoyage quotidien et hebdomadaire de la machine et faire intervenir SOVEDIS en cas de panne.</w:t>
       </w:r>
     </w:p>
     <w:p>
@@ -148,41 +148,7 @@
           <w:sz w:val="22"/>
           <w:szCs w:val="22"/>
         </w:rPr>
-        <w:t xml:space="preserve">Consommables à suivre</w:t>
-      </w:r>
-    </w:p>
-    <w:p>
-      <w:pPr>
-        <w:spacing w:after="58" w:line="240"/>
-      </w:pPr>
-      <w:r>
-        <w:rPr>
-          <w:rFonts w:ascii="Cambria" w:cs="Cambria" w:eastAsia="Cambria" w:hAnsi="Cambria"/>
-          <w:color w:val="17232A"/>
-          <w:sz w:val="18"/>
-          <w:szCs w:val="18"/>
-        </w:rPr>
-        <w:t xml:space="preserve">Les consommables de la tisanerie font partie des fournitures gérées par le poste : </w:t>
-      </w:r>
-      <w:r>
-        <w:rPr>
-          <w:rFonts w:ascii="Cambria" w:cs="Cambria" w:eastAsia="Cambria" w:hAnsi="Cambria"/>
-          <w:b/>
-          <w:bCs/>
-          <w:color w:val="17232A"/>
-          <w:sz w:val="18"/>
-          <w:szCs w:val="18"/>
-        </w:rPr>
-        <w:t xml:space="preserve">café, thé, sucre, touillettes</w:t>
-      </w:r>
-      <w:r>
-        <w:rPr>
-          <w:rFonts w:ascii="Cambria" w:cs="Cambria" w:eastAsia="Cambria" w:hAnsi="Cambria"/>
-          <w:color w:val="17232A"/>
-          <w:sz w:val="18"/>
-          <w:szCs w:val="18"/>
-        </w:rPr>
-        <w:t xml:space="preserve">.</w:t>
+        <w:t xml:space="preserve">Qui fait quoi</w:t>
       </w:r>
     </w:p>
     <w:p>
@@ -201,29 +167,47 @@
           <w:sz w:val="18"/>
           <w:szCs w:val="18"/>
         </w:rPr>
-        <w:t xml:space="preserve">Vérifier le stock </w:t>
-      </w:r>
-      <w:r>
-        <w:rPr>
-          <w:rFonts w:ascii="Arial" w:cs="Arial" w:eastAsia="Arial" w:hAnsi="Arial"/>
-          <w:i/>
-          <w:iCs/>
-          <w:color w:val="6B4B12"/>
-          <w:sz w:val="17"/>
-          <w:szCs w:val="17"/>
-          <w:highlight w:val="yellow"/>
-          <w:highlightCs w:val="yellow"/>
-        </w:rPr>
-        <w:t xml:space="preserve">fréquence à définir</w:t>
-      </w:r>
-      <w:r>
-        <w:rPr>
-          <w:rFonts w:ascii="Cambria" w:cs="Cambria" w:eastAsia="Cambria" w:hAnsi="Cambria"/>
-          <w:color w:val="17232A"/>
-          <w:sz w:val="18"/>
-          <w:szCs w:val="18"/>
-        </w:rPr>
-        <w:t xml:space="preserve"> et réapprovisionner avant rupture.</w:t>
+        <w:t xml:space="preserve">Le </w:t>
+      </w:r>
+      <w:r>
+        <w:rPr>
+          <w:rFonts w:ascii="Cambria" w:cs="Cambria" w:eastAsia="Cambria" w:hAnsi="Cambria"/>
+          <w:b/>
+          <w:bCs/>
+          <w:color w:val="17232A"/>
+          <w:sz w:val="18"/>
+          <w:szCs w:val="18"/>
+        </w:rPr>
+        <w:t xml:space="preserve">remplissage de la machine</w:t>
+      </w:r>
+      <w:r>
+        <w:rPr>
+          <w:rFonts w:ascii="Cambria" w:cs="Cambria" w:eastAsia="Cambria" w:hAnsi="Cambria"/>
+          <w:color w:val="17232A"/>
+          <w:sz w:val="18"/>
+          <w:szCs w:val="18"/>
+        </w:rPr>
+        <w:t xml:space="preserve"> est assuré par les personnes chargées de l'entretien : le poste d'accueil </w:t>
+      </w:r>
+      <w:r>
+        <w:rPr>
+          <w:rFonts w:ascii="Cambria" w:cs="Cambria" w:eastAsia="Cambria" w:hAnsi="Cambria"/>
+          <w:b/>
+          <w:bCs/>
+          <w:color w:val="17232A"/>
+          <w:sz w:val="18"/>
+          <w:szCs w:val="18"/>
+        </w:rPr>
+        <w:t xml:space="preserve">veille au stock</w:t>
+      </w:r>
+      <w:r>
+        <w:rPr>
+          <w:rFonts w:ascii="Cambria" w:cs="Cambria" w:eastAsia="Cambria" w:hAnsi="Cambria"/>
+          <w:color w:val="17232A"/>
+          <w:sz w:val="18"/>
+          <w:szCs w:val="18"/>
+        </w:rPr>
+        <w:t xml:space="preserve">, il ne remplit pas.</w:t>
       </w:r>
     </w:p>
     <w:p>
@@ -238,31 +222,22 @@
       <w:r>
         <w:rPr>
           <w:rFonts w:ascii="Cambria" w:cs="Cambria" w:eastAsia="Cambria" w:hAnsi="Cambria"/>
-          <w:color w:val="17232A"/>
-          <w:sz w:val="18"/>
-          <w:szCs w:val="18"/>
-        </w:rPr>
-        <w:t xml:space="preserve">La tisanerie doit être </w:t>
-      </w:r>
-      <w:r>
-        <w:rPr>
-          <w:rFonts w:ascii="Cambria" w:cs="Cambria" w:eastAsia="Cambria" w:hAnsi="Cambria"/>
-          <w:b/>
-          <w:bCs/>
-          <w:color w:val="17232A"/>
-          <w:sz w:val="18"/>
-          <w:szCs w:val="18"/>
-        </w:rPr>
-        <w:t xml:space="preserve">propre et rangée</w:t>
-      </w:r>
-      <w:r>
-        <w:rPr>
-          <w:rFonts w:ascii="Cambria" w:cs="Cambria" w:eastAsia="Cambria" w:hAnsi="Cambria"/>
-          <w:color w:val="17232A"/>
-          <w:sz w:val="18"/>
-          <w:szCs w:val="18"/>
-        </w:rPr>
-        <w:t xml:space="preserve"> avant le départ, comme le poste de travail.</w:t>
+          <w:b/>
+          <w:bCs/>
+          <w:color w:val="17232A"/>
+          <w:sz w:val="18"/>
+          <w:szCs w:val="18"/>
+        </w:rPr>
+        <w:t xml:space="preserve">Vérifier le stock tous les 3 jours</w:t>
+      </w:r>
+      <w:r>
+        <w:rPr>
+          <w:rFonts w:ascii="Cambria" w:cs="Cambria" w:eastAsia="Cambria" w:hAnsi="Cambria"/>
+          <w:color w:val="17232A"/>
+          <w:sz w:val="18"/>
+          <w:szCs w:val="18"/>
+        </w:rPr>
+        <w:t xml:space="preserve"> — café, thé, sucre, touillettes — et réapprovisionner avant rupture.</w:t>
       </w:r>
     </w:p>
     <w:p>
@@ -281,7 +256,7 @@
           <w:sz w:val="18"/>
           <w:szCs w:val="18"/>
         </w:rPr>
-        <w:t xml:space="preserve">Les fournitures de bureau et les consommables se commandent chez Lyreco : voir la procédure de commande.</w:t>
+        <w:t xml:space="preserve">Les fournitures et consommables se commandent chez Lyreco : voir la procédure de commande.</w:t>
       </w:r>
     </w:p>
     <w:p>
@@ -296,24 +271,41 @@
       <w:r>
         <w:rPr>
           <w:rFonts w:ascii="Cambria" w:cs="Cambria" w:eastAsia="Cambria" w:hAnsi="Cambria"/>
-          <w:color w:val="17232A"/>
-          <w:sz w:val="18"/>
-          <w:szCs w:val="18"/>
-        </w:rPr>
-        <w:t xml:space="preserve">Fournisseur des consommables café : </w:t>
-      </w:r>
-      <w:r>
-        <w:rPr>
-          <w:rFonts w:ascii="Arial" w:cs="Arial" w:eastAsia="Arial" w:hAnsi="Arial"/>
-          <w:i/>
-          <w:iCs/>
-          <w:color w:val="6B4B12"/>
-          <w:sz w:val="17"/>
-          <w:szCs w:val="17"/>
-          <w:highlight w:val="yellow"/>
-          <w:highlightCs w:val="yellow"/>
-        </w:rPr>
-        <w:t xml:space="preserve">à compléter si différent de Lyreco</w:t>
+          <w:b/>
+          <w:bCs/>
+          <w:color w:val="17232A"/>
+          <w:sz w:val="18"/>
+          <w:szCs w:val="18"/>
+        </w:rPr>
+        <w:t xml:space="preserve">Capsules L'Or</w:t>
+      </w:r>
+      <w:r>
+        <w:rPr>
+          <w:rFonts w:ascii="Cambria" w:cs="Cambria" w:eastAsia="Cambria" w:hAnsi="Cambria"/>
+          <w:color w:val="17232A"/>
+          <w:sz w:val="18"/>
+          <w:szCs w:val="18"/>
+        </w:rPr>
+        <w:t xml:space="preserve"> : uniquement pour la salle de réunion France.</w:t>
+      </w:r>
+    </w:p>
+    <w:p>
+      <w:pPr>
+        <w:pStyle w:val="ListParagraph"/>
+        <w:numPr>
+          <w:ilvl w:val="0"/>
+          <w:numId w:val="2"/>
+        </w:numPr>
+        <w:spacing w:after="38" w:line="240"/>
+      </w:pPr>
+      <w:r>
+        <w:rPr>
+          <w:rFonts w:ascii="Cambria" w:cs="Cambria" w:eastAsia="Cambria" w:hAnsi="Cambria"/>
+          <w:color w:val="17232A"/>
+          <w:sz w:val="18"/>
+          <w:szCs w:val="18"/>
+        </w:rPr>
+        <w:t xml:space="preserve">La tisanerie doit être propre et rangée avant le départ, comme le poste de travail.</w:t>
       </w:r>
     </w:p>
     <w:p>
@@ -344,7 +336,7 @@
           <w:sz w:val="22"/>
           <w:szCs w:val="22"/>
         </w:rPr>
-        <w:t xml:space="preserve">Panne ou entretien de la machine</w:t>
+        <w:t xml:space="preserve">Nettoyage quotidien</w:t>
       </w:r>
     </w:p>
     <w:p>
@@ -358,18 +350,854 @@
           <w:sz w:val="18"/>
           <w:szCs w:val="18"/>
         </w:rPr>
-        <w:t xml:space="preserve">L'entretien des machines à café est assuré par le prestataire </w:t>
-      </w:r>
-      <w:r>
-        <w:rPr>
-          <w:rFonts w:ascii="Cambria" w:cs="Cambria" w:eastAsia="Cambria" w:hAnsi="Cambria"/>
-          <w:b/>
-          <w:bCs/>
-          <w:color w:val="17232A"/>
-          <w:sz w:val="18"/>
-          <w:szCs w:val="18"/>
-        </w:rPr>
-        <w:t xml:space="preserve">SOVEDIS</w:t>
+        <w:t xml:space="preserve">À faire en fin de journée, avant l'extinction de la machine. Ouvrir la porte et placer la </w:t>
+      </w:r>
+      <w:r>
+        <w:rPr>
+          <w:rFonts w:ascii="Cambria" w:cs="Cambria" w:eastAsia="Cambria" w:hAnsi="Cambria"/>
+          <w:b/>
+          <w:bCs/>
+          <w:color w:val="17232A"/>
+          <w:sz w:val="18"/>
+          <w:szCs w:val="18"/>
+        </w:rPr>
+        <w:t xml:space="preserve">clé de service</w:t>
+      </w:r>
+      <w:r>
+        <w:rPr>
+          <w:rFonts w:ascii="Cambria" w:cs="Cambria" w:eastAsia="Cambria" w:hAnsi="Cambria"/>
+          <w:color w:val="17232A"/>
+          <w:sz w:val="18"/>
+          <w:szCs w:val="18"/>
+        </w:rPr>
+        <w:t xml:space="preserve"> à l'intérieur de la porte.</w:t>
+      </w:r>
+    </w:p>
+    <w:p>
+      <w:pPr>
+        <w:pStyle w:val="ListParagraph"/>
+        <w:numPr>
+          <w:ilvl w:val="0"/>
+          <w:numId w:val="2"/>
+        </w:numPr>
+        <w:spacing w:after="38" w:line="240"/>
+      </w:pPr>
+      <w:r>
+        <w:rPr>
+          <w:rFonts w:ascii="Cambria" w:cs="Cambria" w:eastAsia="Cambria" w:hAnsi="Cambria"/>
+          <w:color w:val="17232A"/>
+          <w:sz w:val="18"/>
+          <w:szCs w:val="18"/>
+        </w:rPr>
+        <w:t xml:space="preserve">Placer un bac sous la sortie et lancer le </w:t>
+      </w:r>
+      <w:r>
+        <w:rPr>
+          <w:rFonts w:ascii="Cambria" w:cs="Cambria" w:eastAsia="Cambria" w:hAnsi="Cambria"/>
+          <w:b/>
+          <w:bCs/>
+          <w:color w:val="17232A"/>
+          <w:sz w:val="18"/>
+          <w:szCs w:val="18"/>
+        </w:rPr>
+        <w:t xml:space="preserve">rinçage quotidien</w:t>
+      </w:r>
+      <w:r>
+        <w:rPr>
+          <w:rFonts w:ascii="Cambria" w:cs="Cambria" w:eastAsia="Cambria" w:hAnsi="Cambria"/>
+          <w:color w:val="17232A"/>
+          <w:sz w:val="18"/>
+          <w:szCs w:val="18"/>
+        </w:rPr>
+        <w:t xml:space="preserve">. Répéter jusqu'à ce que l'eau sortante soit claire.</w:t>
+      </w:r>
+    </w:p>
+    <w:p>
+      <w:pPr>
+        <w:pStyle w:val="ListParagraph"/>
+        <w:numPr>
+          <w:ilvl w:val="0"/>
+          <w:numId w:val="2"/>
+        </w:numPr>
+        <w:spacing w:after="38" w:line="240"/>
+      </w:pPr>
+      <w:r>
+        <w:rPr>
+          <w:rFonts w:ascii="Cambria" w:cs="Cambria" w:eastAsia="Cambria" w:hAnsi="Cambria"/>
+          <w:color w:val="17232A"/>
+          <w:sz w:val="18"/>
+          <w:szCs w:val="18"/>
+        </w:rPr>
+        <w:t xml:space="preserve">Relever le bras doseur, retirer le bac à déchets, nettoyer le </w:t>
+      </w:r>
+      <w:r>
+        <w:rPr>
+          <w:rFonts w:ascii="Cambria" w:cs="Cambria" w:eastAsia="Cambria" w:hAnsi="Cambria"/>
+          <w:b/>
+          <w:bCs/>
+          <w:color w:val="17232A"/>
+          <w:sz w:val="18"/>
+          <w:szCs w:val="18"/>
+        </w:rPr>
+        <w:t xml:space="preserve">bac d'égouttage</w:t>
+      </w:r>
+      <w:r>
+        <w:rPr>
+          <w:rFonts w:ascii="Cambria" w:cs="Cambria" w:eastAsia="Cambria" w:hAnsi="Cambria"/>
+          <w:color w:val="17232A"/>
+          <w:sz w:val="18"/>
+          <w:szCs w:val="18"/>
+        </w:rPr>
+        <w:t xml:space="preserve"> et le </w:t>
+      </w:r>
+      <w:r>
+        <w:rPr>
+          <w:rFonts w:ascii="Cambria" w:cs="Cambria" w:eastAsia="Cambria" w:hAnsi="Cambria"/>
+          <w:b/>
+          <w:bCs/>
+          <w:color w:val="17232A"/>
+          <w:sz w:val="18"/>
+          <w:szCs w:val="18"/>
+        </w:rPr>
+        <w:t xml:space="preserve">bac à résidus</w:t>
+      </w:r>
+      <w:r>
+        <w:rPr>
+          <w:rFonts w:ascii="Cambria" w:cs="Cambria" w:eastAsia="Cambria" w:hAnsi="Cambria"/>
+          <w:color w:val="17232A"/>
+          <w:sz w:val="18"/>
+          <w:szCs w:val="18"/>
+        </w:rPr>
+        <w:t xml:space="preserve">, puis les remettre en place et rabattre le bras.</w:t>
+      </w:r>
+    </w:p>
+    <w:p>
+      <w:pPr>
+        <w:pStyle w:val="ListParagraph"/>
+        <w:numPr>
+          <w:ilvl w:val="0"/>
+          <w:numId w:val="2"/>
+        </w:numPr>
+        <w:spacing w:after="38" w:line="240"/>
+      </w:pPr>
+      <w:r>
+        <w:rPr>
+          <w:rFonts w:ascii="Cambria" w:cs="Cambria" w:eastAsia="Cambria" w:hAnsi="Cambria"/>
+          <w:color w:val="17232A"/>
+          <w:sz w:val="18"/>
+          <w:szCs w:val="18"/>
+        </w:rPr>
+        <w:t xml:space="preserve">Décrocher le </w:t>
+      </w:r>
+      <w:r>
+        <w:rPr>
+          <w:rFonts w:ascii="Cambria" w:cs="Cambria" w:eastAsia="Cambria" w:hAnsi="Cambria"/>
+          <w:b/>
+          <w:bCs/>
+          <w:color w:val="17232A"/>
+          <w:sz w:val="18"/>
+          <w:szCs w:val="18"/>
+        </w:rPr>
+        <w:t xml:space="preserve">porte-gobelets</w:t>
+      </w:r>
+      <w:r>
+        <w:rPr>
+          <w:rFonts w:ascii="Cambria" w:cs="Cambria" w:eastAsia="Cambria" w:hAnsi="Cambria"/>
+          <w:color w:val="17232A"/>
+          <w:sz w:val="18"/>
+          <w:szCs w:val="18"/>
+        </w:rPr>
+        <w:t xml:space="preserve">, le nettoyer et le remettre sur ses points d'accrochage.</w:t>
+      </w:r>
+    </w:p>
+    <w:p>
+      <w:pPr>
+        <w:pStyle w:val="ListParagraph"/>
+        <w:numPr>
+          <w:ilvl w:val="0"/>
+          <w:numId w:val="2"/>
+        </w:numPr>
+        <w:spacing w:after="38" w:line="240"/>
+      </w:pPr>
+      <w:r>
+        <w:rPr>
+          <w:rFonts w:ascii="Cambria" w:cs="Cambria" w:eastAsia="Cambria" w:hAnsi="Cambria"/>
+          <w:color w:val="17232A"/>
+          <w:sz w:val="18"/>
+          <w:szCs w:val="18"/>
+        </w:rPr>
+        <w:t xml:space="preserve">Tirer le </w:t>
+      </w:r>
+      <w:r>
+        <w:rPr>
+          <w:rFonts w:ascii="Cambria" w:cs="Cambria" w:eastAsia="Cambria" w:hAnsi="Cambria"/>
+          <w:b/>
+          <w:bCs/>
+          <w:color w:val="17232A"/>
+          <w:sz w:val="18"/>
+          <w:szCs w:val="18"/>
+        </w:rPr>
+        <w:t xml:space="preserve">bac d'égouttage</w:t>
+      </w:r>
+      <w:r>
+        <w:rPr>
+          <w:rFonts w:ascii="Cambria" w:cs="Cambria" w:eastAsia="Cambria" w:hAnsi="Cambria"/>
+          <w:color w:val="17232A"/>
+          <w:sz w:val="18"/>
+          <w:szCs w:val="18"/>
+        </w:rPr>
+        <w:t xml:space="preserve"> dans le sens de la flèche pour l'extraire et le nettoyer.</w:t>
+      </w:r>
+    </w:p>
+    <w:p>
+      <w:pPr>
+        <w:pStyle w:val="ListParagraph"/>
+        <w:numPr>
+          <w:ilvl w:val="0"/>
+          <w:numId w:val="2"/>
+        </w:numPr>
+        <w:spacing w:after="38" w:line="240"/>
+      </w:pPr>
+      <w:r>
+        <w:rPr>
+          <w:rFonts w:ascii="Cambria" w:cs="Cambria" w:eastAsia="Cambria" w:hAnsi="Cambria"/>
+          <w:b/>
+          <w:bCs/>
+          <w:color w:val="17232A"/>
+          <w:sz w:val="18"/>
+          <w:szCs w:val="18"/>
+        </w:rPr>
+        <w:t xml:space="preserve">Sécher soigneusement</w:t>
+      </w:r>
+      <w:r>
+        <w:rPr>
+          <w:rFonts w:ascii="Cambria" w:cs="Cambria" w:eastAsia="Cambria" w:hAnsi="Cambria"/>
+          <w:color w:val="17232A"/>
+          <w:sz w:val="18"/>
+          <w:szCs w:val="18"/>
+        </w:rPr>
+        <w:t xml:space="preserve"> chaque élément avant de le remettre en place.</w:t>
+      </w:r>
+    </w:p>
+    <w:p>
+      <w:pPr>
+        <w:pStyle w:val="ListParagraph"/>
+        <w:numPr>
+          <w:ilvl w:val="0"/>
+          <w:numId w:val="2"/>
+        </w:numPr>
+        <w:spacing w:after="38" w:line="240"/>
+      </w:pPr>
+      <w:r>
+        <w:rPr>
+          <w:rFonts w:ascii="Cambria" w:cs="Cambria" w:eastAsia="Cambria" w:hAnsi="Cambria"/>
+          <w:color w:val="17232A"/>
+          <w:sz w:val="18"/>
+          <w:szCs w:val="18"/>
+        </w:rPr>
+        <w:t xml:space="preserve">Éteindre la machine, nettoyer la carrosserie et l'écran au chiffon humide, puis rallumer.</w:t>
+      </w:r>
+    </w:p>
+    <w:p>
+      <w:pPr>
+        <w:spacing w:after="60"/>
+      </w:pPr>
+    </w:p>
+    <w:tbl>
+      <w:tblPr>
+        <w:tblW w:type="dxa" w:w="9864"/>
+        <w:tblBorders>
+          <w:top w:val="none"/>
+          <w:left w:val="single" w:color="8A5A12" w:sz="18"/>
+          <w:bottom w:val="none"/>
+          <w:right w:val="none"/>
+          <w:insideH w:val="none"/>
+          <w:insideV w:val="none"/>
+        </w:tblBorders>
+      </w:tblPr>
+      <w:tblGrid>
+        <w:gridCol w:w="9864"/>
+      </w:tblGrid>
+      <w:tr>
+        <w:tc>
+          <w:tcPr>
+            <w:tcW w:type="dxa" w:w="9864"/>
+            <w:shd w:fill="F7EEDE" w:color="auto" w:val="clear"/>
+            <w:tcMar>
+              <w:top w:type="dxa" w:w="100"/>
+              <w:left w:type="dxa" w:w="150"/>
+              <w:bottom w:type="dxa" w:w="100"/>
+              <w:right w:type="dxa" w:w="150"/>
+            </w:tcMar>
+          </w:tcPr>
+          <w:p>
+            <w:pPr>
+              <w:spacing w:after="45"/>
+            </w:pPr>
+            <w:r>
+              <w:rPr>
+                <w:rFonts w:ascii="Arial" w:cs="Arial" w:eastAsia="Arial" w:hAnsi="Arial"/>
+                <w:b/>
+                <w:bCs/>
+                <w:color w:val="8A5A12"/>
+                <w:spacing w:val="25"/>
+                <w:sz w:val="13"/>
+                <w:szCs w:val="13"/>
+              </w:rPr>
+              <w:t xml:space="preserve">PRODUITS</w:t>
+            </w:r>
+          </w:p>
+          <w:p>
+            <w:pPr>
+              <w:spacing w:after="0" w:line="235"/>
+            </w:pPr>
+            <w:r>
+              <w:rPr>
+                <w:rFonts w:ascii="Cambria" w:cs="Cambria" w:eastAsia="Cambria" w:hAnsi="Cambria"/>
+                <w:color w:val="17232A"/>
+                <w:sz w:val="17"/>
+                <w:szCs w:val="17"/>
+              </w:rPr>
+              <w:t xml:space="preserve">Pastille </w:t>
+            </w:r>
+            <w:r>
+              <w:rPr>
+                <w:rFonts w:ascii="Cambria" w:cs="Cambria" w:eastAsia="Cambria" w:hAnsi="Cambria"/>
+                <w:b/>
+                <w:bCs/>
+                <w:color w:val="17232A"/>
+                <w:sz w:val="17"/>
+                <w:szCs w:val="17"/>
+              </w:rPr>
+              <w:t xml:space="preserve">Suma café Tab</w:t>
+            </w:r>
+            <w:r>
+              <w:rPr>
+                <w:rFonts w:ascii="Cambria" w:cs="Cambria" w:eastAsia="Cambria" w:hAnsi="Cambria"/>
+                <w:color w:val="17232A"/>
+                <w:sz w:val="17"/>
+                <w:szCs w:val="17"/>
+              </w:rPr>
+              <w:t xml:space="preserve"> dissoute dans de l'eau chaude, trempage </w:t>
+            </w:r>
+            <w:r>
+              <w:rPr>
+                <w:rFonts w:ascii="Cambria" w:cs="Cambria" w:eastAsia="Cambria" w:hAnsi="Cambria"/>
+                <w:b/>
+                <w:bCs/>
+                <w:color w:val="17232A"/>
+                <w:sz w:val="17"/>
+                <w:szCs w:val="17"/>
+              </w:rPr>
+              <w:t xml:space="preserve">15 minutes maximum</w:t>
+            </w:r>
+            <w:r>
+              <w:rPr>
+                <w:rFonts w:ascii="Cambria" w:cs="Cambria" w:eastAsia="Cambria" w:hAnsi="Cambria"/>
+                <w:color w:val="17232A"/>
+                <w:sz w:val="17"/>
+                <w:szCs w:val="17"/>
+              </w:rPr>
+              <w:t xml:space="preserve">, puis rinçage à l'eau claire. Nettoyant de surface </w:t>
+            </w:r>
+            <w:r>
+              <w:rPr>
+                <w:rFonts w:ascii="Cambria" w:cs="Cambria" w:eastAsia="Cambria" w:hAnsi="Cambria"/>
+                <w:b/>
+                <w:bCs/>
+                <w:color w:val="17232A"/>
+                <w:sz w:val="17"/>
+                <w:szCs w:val="17"/>
+              </w:rPr>
+              <w:t xml:space="preserve">pulvérisé sur le chiffon, jamais sur la machine</w:t>
+            </w:r>
+            <w:r>
+              <w:rPr>
+                <w:rFonts w:ascii="Cambria" w:cs="Cambria" w:eastAsia="Cambria" w:hAnsi="Cambria"/>
+                <w:color w:val="17232A"/>
+                <w:sz w:val="17"/>
+                <w:szCs w:val="17"/>
+              </w:rPr>
+              <w:t xml:space="preserve">. Ni produit agressif, ni abrasif.</w:t>
+            </w:r>
+          </w:p>
+        </w:tc>
+      </w:tr>
+    </w:tbl>
+    <w:p>
+      <w:pPr>
+        <w:keepNext/>
+        <w:pBdr>
+          <w:top w:val="single" w:color="D3DBDB" w:sz="4" w:space="8"/>
+        </w:pBdr>
+        <w:spacing w:after="62" w:before="140"/>
+      </w:pPr>
+      <w:r>
+        <w:rPr>
+          <w:rFonts w:ascii="Arial" w:cs="Arial" w:eastAsia="Arial" w:hAnsi="Arial"/>
+          <w:b/>
+          <w:bCs/>
+          <w:color w:val="0D5C63"/>
+          <w:sz w:val="22"/>
+          <w:szCs w:val="22"/>
+        </w:rPr>
+        <w:t xml:space="preserve">3   </w:t>
+      </w:r>
+      <w:r>
+        <w:rPr>
+          <w:rFonts w:ascii="Arial" w:cs="Arial" w:eastAsia="Arial" w:hAnsi="Arial"/>
+          <w:b/>
+          <w:bCs/>
+          <w:color w:val="17232A"/>
+          <w:sz w:val="22"/>
+          <w:szCs w:val="22"/>
+        </w:rPr>
+        <w:t xml:space="preserve">Nettoyage hebdomadaire du groupe café</w:t>
+      </w:r>
+    </w:p>
+    <w:p>
+      <w:pPr>
+        <w:spacing w:after="58" w:line="240"/>
+      </w:pPr>
+      <w:r>
+        <w:rPr>
+          <w:rFonts w:ascii="Cambria" w:cs="Cambria" w:eastAsia="Cambria" w:hAnsi="Cambria"/>
+          <w:color w:val="17232A"/>
+          <w:sz w:val="18"/>
+          <w:szCs w:val="18"/>
+        </w:rPr>
+        <w:t xml:space="preserve">Deux opérations complémentaires, à faire chaque semaine : le nettoyage manuel du groupe café (le « brewer ») et le cycle automatique avec pastille.</w:t>
+      </w:r>
+    </w:p>
+    <w:p>
+      <w:pPr>
+        <w:keepNext/>
+        <w:spacing w:after="30" w:before="180"/>
+      </w:pPr>
+      <w:r>
+        <w:rPr>
+          <w:rFonts w:ascii="Arial" w:cs="Arial" w:eastAsia="Arial" w:hAnsi="Arial"/>
+          <w:b/>
+          <w:bCs/>
+          <w:color w:val="0D5C63"/>
+          <w:spacing w:val="25"/>
+          <w:sz w:val="13"/>
+          <w:szCs w:val="13"/>
+        </w:rPr>
+        <w:t xml:space="preserve">ÉTAPE 1</w:t>
+      </w:r>
+    </w:p>
+    <w:p>
+      <w:pPr>
+        <w:keepNext/>
+        <w:spacing w:after="60"/>
+      </w:pPr>
+      <w:r>
+        <w:rPr>
+          <w:rFonts w:ascii="Arial" w:cs="Arial" w:eastAsia="Arial" w:hAnsi="Arial"/>
+          <w:b/>
+          <w:bCs/>
+          <w:color w:val="17232A"/>
+          <w:sz w:val="19"/>
+          <w:szCs w:val="19"/>
+        </w:rPr>
+        <w:t xml:space="preserve">Déposer et rincer le groupe café</w:t>
+      </w:r>
+    </w:p>
+    <w:p>
+      <w:pPr>
+        <w:pStyle w:val="ListParagraph"/>
+        <w:numPr>
+          <w:ilvl w:val="0"/>
+          <w:numId w:val="2"/>
+        </w:numPr>
+        <w:spacing w:after="38" w:line="240"/>
+      </w:pPr>
+      <w:r>
+        <w:rPr>
+          <w:rFonts w:ascii="Cambria" w:cs="Cambria" w:eastAsia="Cambria" w:hAnsi="Cambria"/>
+          <w:color w:val="17232A"/>
+          <w:sz w:val="18"/>
+          <w:szCs w:val="18"/>
+        </w:rPr>
+        <w:t xml:space="preserve">Détacher la sortie café du groupe, avec le tuyau et le bec.</w:t>
+      </w:r>
+    </w:p>
+    <w:p>
+      <w:pPr>
+        <w:pStyle w:val="ListParagraph"/>
+        <w:numPr>
+          <w:ilvl w:val="0"/>
+          <w:numId w:val="2"/>
+        </w:numPr>
+        <w:spacing w:after="38" w:line="240"/>
+      </w:pPr>
+      <w:r>
+        <w:rPr>
+          <w:rFonts w:ascii="Cambria" w:cs="Cambria" w:eastAsia="Cambria" w:hAnsi="Cambria"/>
+          <w:color w:val="17232A"/>
+          <w:sz w:val="18"/>
+          <w:szCs w:val="18"/>
+        </w:rPr>
+        <w:t xml:space="preserve">Repérer la </w:t>
+      </w:r>
+      <w:r>
+        <w:rPr>
+          <w:rFonts w:ascii="Cambria" w:cs="Cambria" w:eastAsia="Cambria" w:hAnsi="Cambria"/>
+          <w:b/>
+          <w:bCs/>
+          <w:color w:val="17232A"/>
+          <w:sz w:val="18"/>
+          <w:szCs w:val="18"/>
+        </w:rPr>
+        <w:t xml:space="preserve">poignée de fixation</w:t>
+      </w:r>
+      <w:r>
+        <w:rPr>
+          <w:rFonts w:ascii="Cambria" w:cs="Cambria" w:eastAsia="Cambria" w:hAnsi="Cambria"/>
+          <w:color w:val="17232A"/>
+          <w:sz w:val="18"/>
+          <w:szCs w:val="18"/>
+        </w:rPr>
+        <w:t xml:space="preserve"> du groupe, la pousser </w:t>
+      </w:r>
+      <w:r>
+        <w:rPr>
+          <w:rFonts w:ascii="Cambria" w:cs="Cambria" w:eastAsia="Cambria" w:hAnsi="Cambria"/>
+          <w:b/>
+          <w:bCs/>
+          <w:color w:val="17232A"/>
+          <w:sz w:val="18"/>
+          <w:szCs w:val="18"/>
+        </w:rPr>
+        <w:t xml:space="preserve">vers le haut</w:t>
+      </w:r>
+      <w:r>
+        <w:rPr>
+          <w:rFonts w:ascii="Cambria" w:cs="Cambria" w:eastAsia="Cambria" w:hAnsi="Cambria"/>
+          <w:color w:val="17232A"/>
+          <w:sz w:val="18"/>
+          <w:szCs w:val="18"/>
+        </w:rPr>
+        <w:t xml:space="preserve"> et, en la maintenant, tirer puis soulever le groupe hors de la machine.</w:t>
+      </w:r>
+    </w:p>
+    <w:p>
+      <w:pPr>
+        <w:pStyle w:val="ListParagraph"/>
+        <w:numPr>
+          <w:ilvl w:val="0"/>
+          <w:numId w:val="2"/>
+        </w:numPr>
+        <w:spacing w:after="38" w:line="240"/>
+      </w:pPr>
+      <w:r>
+        <w:rPr>
+          <w:rFonts w:ascii="Cambria" w:cs="Cambria" w:eastAsia="Cambria" w:hAnsi="Cambria"/>
+          <w:color w:val="17232A"/>
+          <w:sz w:val="18"/>
+          <w:szCs w:val="18"/>
+        </w:rPr>
+        <w:t xml:space="preserve">Vérifier que le </w:t>
+      </w:r>
+      <w:r>
+        <w:rPr>
+          <w:rFonts w:ascii="Cambria" w:cs="Cambria" w:eastAsia="Cambria" w:hAnsi="Cambria"/>
+          <w:b/>
+          <w:bCs/>
+          <w:color w:val="17232A"/>
+          <w:sz w:val="18"/>
+          <w:szCs w:val="18"/>
+        </w:rPr>
+        <w:t xml:space="preserve">berceau</w:t>
+      </w:r>
+      <w:r>
+        <w:rPr>
+          <w:rFonts w:ascii="Cambria" w:cs="Cambria" w:eastAsia="Cambria" w:hAnsi="Cambria"/>
+          <w:color w:val="17232A"/>
+          <w:sz w:val="18"/>
+          <w:szCs w:val="18"/>
+        </w:rPr>
+        <w:t xml:space="preserve"> du groupe est propre : nettoyer le raccord d'eau et l'accouplement moteur.</w:t>
+      </w:r>
+    </w:p>
+    <w:p>
+      <w:pPr>
+        <w:pStyle w:val="ListParagraph"/>
+        <w:numPr>
+          <w:ilvl w:val="0"/>
+          <w:numId w:val="2"/>
+        </w:numPr>
+        <w:spacing w:after="38" w:line="240"/>
+      </w:pPr>
+      <w:r>
+        <w:rPr>
+          <w:rFonts w:ascii="Cambria" w:cs="Cambria" w:eastAsia="Cambria" w:hAnsi="Cambria"/>
+          <w:color w:val="17232A"/>
+          <w:sz w:val="18"/>
+          <w:szCs w:val="18"/>
+        </w:rPr>
+        <w:t xml:space="preserve">Rincer le groupe et les pièces déposées à l'</w:t>
+      </w:r>
+      <w:r>
+        <w:rPr>
+          <w:rFonts w:ascii="Cambria" w:cs="Cambria" w:eastAsia="Cambria" w:hAnsi="Cambria"/>
+          <w:b/>
+          <w:bCs/>
+          <w:color w:val="17232A"/>
+          <w:sz w:val="18"/>
+          <w:szCs w:val="18"/>
+        </w:rPr>
+        <w:t xml:space="preserve">eau chaude claire</w:t>
+      </w:r>
+      <w:r>
+        <w:rPr>
+          <w:rFonts w:ascii="Cambria" w:cs="Cambria" w:eastAsia="Cambria" w:hAnsi="Cambria"/>
+          <w:color w:val="17232A"/>
+          <w:sz w:val="18"/>
+          <w:szCs w:val="18"/>
+        </w:rPr>
+        <w:t xml:space="preserve">. Brosser l'intérieur des tuyaux et les becs de sortie, en insistant dans les angles.</w:t>
+      </w:r>
+    </w:p>
+    <w:p>
+      <w:pPr>
+        <w:pStyle w:val="ListParagraph"/>
+        <w:numPr>
+          <w:ilvl w:val="0"/>
+          <w:numId w:val="2"/>
+        </w:numPr>
+        <w:spacing w:after="38" w:line="240"/>
+      </w:pPr>
+      <w:r>
+        <w:rPr>
+          <w:rFonts w:ascii="Cambria" w:cs="Cambria" w:eastAsia="Cambria" w:hAnsi="Cambria"/>
+          <w:color w:val="17232A"/>
+          <w:sz w:val="18"/>
+          <w:szCs w:val="18"/>
+        </w:rPr>
+        <w:t xml:space="preserve">Reposer le groupe sur son berceau et </w:t>
+      </w:r>
+      <w:r>
+        <w:rPr>
+          <w:rFonts w:ascii="Cambria" w:cs="Cambria" w:eastAsia="Cambria" w:hAnsi="Cambria"/>
+          <w:b/>
+          <w:bCs/>
+          <w:color w:val="17232A"/>
+          <w:sz w:val="18"/>
+          <w:szCs w:val="18"/>
+        </w:rPr>
+        <w:t xml:space="preserve">pousser fermement jusqu'au clic</w:t>
+      </w:r>
+      <w:r>
+        <w:rPr>
+          <w:rFonts w:ascii="Cambria" w:cs="Cambria" w:eastAsia="Cambria" w:hAnsi="Cambria"/>
+          <w:color w:val="17232A"/>
+          <w:sz w:val="18"/>
+          <w:szCs w:val="18"/>
+        </w:rPr>
+        <w:t xml:space="preserve">, poignée de fixation en position basse. Remettre la sortie café en l'enfonçant à fond sur les becs.</w:t>
+      </w:r>
+    </w:p>
+    <w:p>
+      <w:pPr>
+        <w:spacing w:after="60"/>
+      </w:pPr>
+    </w:p>
+    <w:tbl>
+      <w:tblPr>
+        <w:tblW w:type="dxa" w:w="9864"/>
+        <w:tblBorders>
+          <w:top w:val="none"/>
+          <w:left w:val="single" w:color="94322B" w:sz="18"/>
+          <w:bottom w:val="none"/>
+          <w:right w:val="none"/>
+          <w:insideH w:val="none"/>
+          <w:insideV w:val="none"/>
+        </w:tblBorders>
+      </w:tblPr>
+      <w:tblGrid>
+        <w:gridCol w:w="9864"/>
+      </w:tblGrid>
+      <w:tr>
+        <w:tc>
+          <w:tcPr>
+            <w:tcW w:type="dxa" w:w="9864"/>
+            <w:shd w:fill="F8E7E4" w:color="auto" w:val="clear"/>
+            <w:tcMar>
+              <w:top w:type="dxa" w:w="100"/>
+              <w:left w:type="dxa" w:w="150"/>
+              <w:bottom w:type="dxa" w:w="100"/>
+              <w:right w:type="dxa" w:w="150"/>
+            </w:tcMar>
+          </w:tcPr>
+          <w:p>
+            <w:pPr>
+              <w:spacing w:after="45"/>
+            </w:pPr>
+            <w:r>
+              <w:rPr>
+                <w:rFonts w:ascii="Arial" w:cs="Arial" w:eastAsia="Arial" w:hAnsi="Arial"/>
+                <w:b/>
+                <w:bCs/>
+                <w:color w:val="94322B"/>
+                <w:spacing w:val="25"/>
+                <w:sz w:val="13"/>
+                <w:szCs w:val="13"/>
+              </w:rPr>
+              <w:t xml:space="preserve">DEUX INTERDITS</w:t>
+            </w:r>
+          </w:p>
+          <w:p>
+            <w:pPr>
+              <w:spacing w:after="0" w:line="235"/>
+            </w:pPr>
+            <w:r>
+              <w:rPr>
+                <w:rFonts w:ascii="Cambria" w:cs="Cambria" w:eastAsia="Cambria" w:hAnsi="Cambria"/>
+                <w:b/>
+                <w:bCs/>
+                <w:color w:val="17232A"/>
+                <w:sz w:val="17"/>
+                <w:szCs w:val="17"/>
+              </w:rPr>
+              <w:t xml:space="preserve">Ne jamais démonter le groupe café lui-même</w:t>
+            </w:r>
+            <w:r>
+              <w:rPr>
+                <w:rFonts w:ascii="Cambria" w:cs="Cambria" w:eastAsia="Cambria" w:hAnsi="Cambria"/>
+                <w:color w:val="17232A"/>
+                <w:sz w:val="17"/>
+                <w:szCs w:val="17"/>
+              </w:rPr>
+              <w:t xml:space="preserve"> : seule une personne formée peut intervenir dessus. Et </w:t>
+            </w:r>
+            <w:r>
+              <w:rPr>
+                <w:rFonts w:ascii="Cambria" w:cs="Cambria" w:eastAsia="Cambria" w:hAnsi="Cambria"/>
+                <w:b/>
+                <w:bCs/>
+                <w:color w:val="17232A"/>
+                <w:sz w:val="17"/>
+                <w:szCs w:val="17"/>
+              </w:rPr>
+              <w:t xml:space="preserve">jamais de produit moussant ni abrasif</w:t>
+            </w:r>
+            <w:r>
+              <w:rPr>
+                <w:rFonts w:ascii="Cambria" w:cs="Cambria" w:eastAsia="Cambria" w:hAnsi="Cambria"/>
+                <w:color w:val="17232A"/>
+                <w:sz w:val="17"/>
+                <w:szCs w:val="17"/>
+              </w:rPr>
+              <w:t xml:space="preserve"> — eau chaude claire, éventuellement un détergent doux.</w:t>
+            </w:r>
+          </w:p>
+        </w:tc>
+      </w:tr>
+    </w:tbl>
+    <w:p>
+      <w:pPr>
+        <w:keepNext/>
+        <w:spacing w:after="30" w:before="180"/>
+      </w:pPr>
+      <w:r>
+        <w:rPr>
+          <w:rFonts w:ascii="Arial" w:cs="Arial" w:eastAsia="Arial" w:hAnsi="Arial"/>
+          <w:b/>
+          <w:bCs/>
+          <w:color w:val="0D5C63"/>
+          <w:spacing w:val="25"/>
+          <w:sz w:val="13"/>
+          <w:szCs w:val="13"/>
+        </w:rPr>
+        <w:t xml:space="preserve">ÉTAPE 2</w:t>
+      </w:r>
+    </w:p>
+    <w:p>
+      <w:pPr>
+        <w:keepNext/>
+        <w:spacing w:after="60"/>
+      </w:pPr>
+      <w:r>
+        <w:rPr>
+          <w:rFonts w:ascii="Arial" w:cs="Arial" w:eastAsia="Arial" w:hAnsi="Arial"/>
+          <w:b/>
+          <w:bCs/>
+          <w:color w:val="17232A"/>
+          <w:sz w:val="19"/>
+          <w:szCs w:val="19"/>
+        </w:rPr>
+        <w:t xml:space="preserve">Lancer le cycle de nettoyage avec pastille</w:t>
+      </w:r>
+    </w:p>
+    <w:p>
+      <w:pPr>
+        <w:pStyle w:val="ListParagraph"/>
+        <w:numPr>
+          <w:ilvl w:val="0"/>
+          <w:numId w:val="2"/>
+        </w:numPr>
+        <w:spacing w:after="38" w:line="240"/>
+      </w:pPr>
+      <w:r>
+        <w:rPr>
+          <w:rFonts w:ascii="Cambria" w:cs="Cambria" w:eastAsia="Cambria" w:hAnsi="Cambria"/>
+          <w:color w:val="17232A"/>
+          <w:sz w:val="18"/>
+          <w:szCs w:val="18"/>
+        </w:rPr>
+        <w:t xml:space="preserve">Ouvrir la porte : le </w:t>
+      </w:r>
+      <w:r>
+        <w:rPr>
+          <w:rFonts w:ascii="Cambria" w:cs="Cambria" w:eastAsia="Cambria" w:hAnsi="Cambria"/>
+          <w:b/>
+          <w:bCs/>
+          <w:color w:val="17232A"/>
+          <w:sz w:val="18"/>
+          <w:szCs w:val="18"/>
+        </w:rPr>
+        <w:t xml:space="preserve">menu de service</w:t>
+      </w:r>
+      <w:r>
+        <w:rPr>
+          <w:rFonts w:ascii="Cambria" w:cs="Cambria" w:eastAsia="Cambria" w:hAnsi="Cambria"/>
+          <w:color w:val="17232A"/>
+          <w:sz w:val="18"/>
+          <w:szCs w:val="18"/>
+        </w:rPr>
+        <w:t xml:space="preserve"> s'affiche à l'écran.</w:t>
+      </w:r>
+    </w:p>
+    <w:p>
+      <w:pPr>
+        <w:pStyle w:val="ListParagraph"/>
+        <w:numPr>
+          <w:ilvl w:val="0"/>
+          <w:numId w:val="2"/>
+        </w:numPr>
+        <w:spacing w:after="38" w:line="240"/>
+      </w:pPr>
+      <w:r>
+        <w:rPr>
+          <w:rFonts w:ascii="Cambria" w:cs="Cambria" w:eastAsia="Cambria" w:hAnsi="Cambria"/>
+          <w:color w:val="17232A"/>
+          <w:sz w:val="18"/>
+          <w:szCs w:val="18"/>
+        </w:rPr>
+        <w:t xml:space="preserve">Appuyer sur </w:t>
+      </w:r>
+      <w:r>
+        <w:rPr>
+          <w:rFonts w:ascii="Cambria" w:cs="Cambria" w:eastAsia="Cambria" w:hAnsi="Cambria"/>
+          <w:b/>
+          <w:bCs/>
+          <w:color w:val="17232A"/>
+          <w:sz w:val="18"/>
+          <w:szCs w:val="18"/>
+        </w:rPr>
+        <w:t xml:space="preserve">Nettoyage du groupe café</w:t>
       </w:r>
       <w:r>
         <w:rPr>
@@ -379,6 +1207,767 @@
           <w:szCs w:val="18"/>
         </w:rPr>
         <w:t xml:space="preserve">.</w:t>
+      </w:r>
+    </w:p>
+    <w:p>
+      <w:pPr>
+        <w:pStyle w:val="ListParagraph"/>
+        <w:numPr>
+          <w:ilvl w:val="0"/>
+          <w:numId w:val="2"/>
+        </w:numPr>
+        <w:spacing w:after="38" w:line="240"/>
+      </w:pPr>
+      <w:r>
+        <w:rPr>
+          <w:rFonts w:ascii="Cambria" w:cs="Cambria" w:eastAsia="Cambria" w:hAnsi="Cambria"/>
+          <w:color w:val="17232A"/>
+          <w:sz w:val="18"/>
+          <w:szCs w:val="18"/>
+        </w:rPr>
+        <w:t xml:space="preserve">Placer </w:t>
+      </w:r>
+      <w:r>
+        <w:rPr>
+          <w:rFonts w:ascii="Cambria" w:cs="Cambria" w:eastAsia="Cambria" w:hAnsi="Cambria"/>
+          <w:b/>
+          <w:bCs/>
+          <w:color w:val="17232A"/>
+          <w:sz w:val="18"/>
+          <w:szCs w:val="18"/>
+        </w:rPr>
+        <w:t xml:space="preserve">une pastille de nettoyage</w:t>
+      </w:r>
+      <w:r>
+        <w:rPr>
+          <w:rFonts w:ascii="Cambria" w:cs="Cambria" w:eastAsia="Cambria" w:hAnsi="Cambria"/>
+          <w:color w:val="17232A"/>
+          <w:sz w:val="18"/>
+          <w:szCs w:val="18"/>
+        </w:rPr>
+        <w:t xml:space="preserve"> dans le groupe café, gants et lunettes de protection portés.</w:t>
+      </w:r>
+    </w:p>
+    <w:p>
+      <w:pPr>
+        <w:pStyle w:val="ListParagraph"/>
+        <w:numPr>
+          <w:ilvl w:val="0"/>
+          <w:numId w:val="2"/>
+        </w:numPr>
+        <w:spacing w:after="38" w:line="240"/>
+      </w:pPr>
+      <w:r>
+        <w:rPr>
+          <w:rFonts w:ascii="Cambria" w:cs="Cambria" w:eastAsia="Cambria" w:hAnsi="Cambria"/>
+          <w:color w:val="17232A"/>
+          <w:sz w:val="18"/>
+          <w:szCs w:val="18"/>
+        </w:rPr>
+        <w:t xml:space="preserve">Placer un bac ou un pichet d'un litre sous la sortie.</w:t>
+      </w:r>
+    </w:p>
+    <w:p>
+      <w:pPr>
+        <w:pStyle w:val="ListParagraph"/>
+        <w:numPr>
+          <w:ilvl w:val="0"/>
+          <w:numId w:val="2"/>
+        </w:numPr>
+        <w:spacing w:after="38" w:line="240"/>
+      </w:pPr>
+      <w:r>
+        <w:rPr>
+          <w:rFonts w:ascii="Cambria" w:cs="Cambria" w:eastAsia="Cambria" w:hAnsi="Cambria"/>
+          <w:color w:val="17232A"/>
+          <w:sz w:val="18"/>
+          <w:szCs w:val="18"/>
+        </w:rPr>
+        <w:t xml:space="preserve">Insérer la </w:t>
+      </w:r>
+      <w:r>
+        <w:rPr>
+          <w:rFonts w:ascii="Cambria" w:cs="Cambria" w:eastAsia="Cambria" w:hAnsi="Cambria"/>
+          <w:b/>
+          <w:bCs/>
+          <w:color w:val="17232A"/>
+          <w:sz w:val="18"/>
+          <w:szCs w:val="18"/>
+        </w:rPr>
+        <w:t xml:space="preserve">clé de service</w:t>
+      </w:r>
+      <w:r>
+        <w:rPr>
+          <w:rFonts w:ascii="Cambria" w:cs="Cambria" w:eastAsia="Cambria" w:hAnsi="Cambria"/>
+          <w:color w:val="17232A"/>
+          <w:sz w:val="18"/>
+          <w:szCs w:val="18"/>
+        </w:rPr>
+        <w:t xml:space="preserve"> dans la porte, puis appuyer sur </w:t>
+      </w:r>
+      <w:r>
+        <w:rPr>
+          <w:rFonts w:ascii="Cambria" w:cs="Cambria" w:eastAsia="Cambria" w:hAnsi="Cambria"/>
+          <w:b/>
+          <w:bCs/>
+          <w:color w:val="17232A"/>
+          <w:sz w:val="18"/>
+          <w:szCs w:val="18"/>
+        </w:rPr>
+        <w:t xml:space="preserve">Suivant</w:t>
+      </w:r>
+      <w:r>
+        <w:rPr>
+          <w:rFonts w:ascii="Cambria" w:cs="Cambria" w:eastAsia="Cambria" w:hAnsi="Cambria"/>
+          <w:color w:val="17232A"/>
+          <w:sz w:val="18"/>
+          <w:szCs w:val="18"/>
+        </w:rPr>
+        <w:t xml:space="preserve"> pour lancer le cycle.</w:t>
+      </w:r>
+    </w:p>
+    <w:p>
+      <w:pPr>
+        <w:pStyle w:val="ListParagraph"/>
+        <w:numPr>
+          <w:ilvl w:val="0"/>
+          <w:numId w:val="2"/>
+        </w:numPr>
+        <w:spacing w:after="38" w:line="240"/>
+      </w:pPr>
+      <w:r>
+        <w:rPr>
+          <w:rFonts w:ascii="Cambria" w:cs="Cambria" w:eastAsia="Cambria" w:hAnsi="Cambria"/>
+          <w:color w:val="17232A"/>
+          <w:sz w:val="18"/>
+          <w:szCs w:val="18"/>
+        </w:rPr>
+        <w:t xml:space="preserve">Le cycle dure </w:t>
+      </w:r>
+      <w:r>
+        <w:rPr>
+          <w:rFonts w:ascii="Cambria" w:cs="Cambria" w:eastAsia="Cambria" w:hAnsi="Cambria"/>
+          <w:b/>
+          <w:bCs/>
+          <w:color w:val="17232A"/>
+          <w:sz w:val="18"/>
+          <w:szCs w:val="18"/>
+        </w:rPr>
+        <w:t xml:space="preserve">8 minutes</w:t>
+      </w:r>
+      <w:r>
+        <w:rPr>
+          <w:rFonts w:ascii="Cambria" w:cs="Cambria" w:eastAsia="Cambria" w:hAnsi="Cambria"/>
+          <w:color w:val="17232A"/>
+          <w:sz w:val="18"/>
+          <w:szCs w:val="18"/>
+        </w:rPr>
+        <w:t xml:space="preserve"> : ne jamais l'interrompre. S'il est interrompu, tout reprendre depuis le début.</w:t>
+      </w:r>
+    </w:p>
+    <w:p>
+      <w:pPr>
+        <w:pStyle w:val="ListParagraph"/>
+        <w:numPr>
+          <w:ilvl w:val="0"/>
+          <w:numId w:val="2"/>
+        </w:numPr>
+        <w:spacing w:after="38" w:line="240"/>
+      </w:pPr>
+      <w:r>
+        <w:rPr>
+          <w:rFonts w:ascii="Cambria" w:cs="Cambria" w:eastAsia="Cambria" w:hAnsi="Cambria"/>
+          <w:color w:val="17232A"/>
+          <w:sz w:val="18"/>
+          <w:szCs w:val="18"/>
+        </w:rPr>
+        <w:t xml:space="preserve">Retirer la clé de service, vider le bac.</w:t>
+      </w:r>
+    </w:p>
+    <w:p>
+      <w:pPr>
+        <w:spacing w:after="60"/>
+      </w:pPr>
+    </w:p>
+    <w:tbl>
+      <w:tblPr>
+        <w:tblW w:type="dxa" w:w="9864"/>
+        <w:tblBorders>
+          <w:top w:val="none"/>
+          <w:left w:val="single" w:color="94322B" w:sz="18"/>
+          <w:bottom w:val="none"/>
+          <w:right w:val="none"/>
+          <w:insideH w:val="none"/>
+          <w:insideV w:val="none"/>
+        </w:tblBorders>
+      </w:tblPr>
+      <w:tblGrid>
+        <w:gridCol w:w="9864"/>
+      </w:tblGrid>
+      <w:tr>
+        <w:tc>
+          <w:tcPr>
+            <w:tcW w:type="dxa" w:w="9864"/>
+            <w:shd w:fill="F8E7E4" w:color="auto" w:val="clear"/>
+            <w:tcMar>
+              <w:top w:type="dxa" w:w="100"/>
+              <w:left w:type="dxa" w:w="150"/>
+              <w:bottom w:type="dxa" w:w="100"/>
+              <w:right w:type="dxa" w:w="150"/>
+            </w:tcMar>
+          </w:tcPr>
+          <w:p>
+            <w:pPr>
+              <w:spacing w:after="45"/>
+            </w:pPr>
+            <w:r>
+              <w:rPr>
+                <w:rFonts w:ascii="Arial" w:cs="Arial" w:eastAsia="Arial" w:hAnsi="Arial"/>
+                <w:b/>
+                <w:bCs/>
+                <w:color w:val="94322B"/>
+                <w:spacing w:val="25"/>
+                <w:sz w:val="13"/>
+                <w:szCs w:val="13"/>
+              </w:rPr>
+              <w:t xml:space="preserve">LA MACHINE SE BLOQUE TOUTE SEULE</w:t>
+            </w:r>
+          </w:p>
+          <w:p>
+            <w:pPr>
+              <w:spacing w:after="0" w:line="235"/>
+            </w:pPr>
+            <w:r>
+              <w:rPr>
+                <w:rFonts w:ascii="Cambria" w:cs="Cambria" w:eastAsia="Cambria" w:hAnsi="Cambria"/>
+                <w:color w:val="17232A"/>
+                <w:sz w:val="17"/>
+                <w:szCs w:val="17"/>
+              </w:rPr>
+              <w:t xml:space="preserve">Sans nettoyage du groupe café, un message apparaît au bout de </w:t>
+            </w:r>
+            <w:r>
+              <w:rPr>
+                <w:rFonts w:ascii="Cambria" w:cs="Cambria" w:eastAsia="Cambria" w:hAnsi="Cambria"/>
+                <w:b/>
+                <w:bCs/>
+                <w:color w:val="17232A"/>
+                <w:sz w:val="17"/>
+                <w:szCs w:val="17"/>
+              </w:rPr>
+              <w:t xml:space="preserve">7 jours</w:t>
+            </w:r>
+            <w:r>
+              <w:rPr>
+                <w:rFonts w:ascii="Cambria" w:cs="Cambria" w:eastAsia="Cambria" w:hAnsi="Cambria"/>
+                <w:color w:val="17232A"/>
+                <w:sz w:val="17"/>
+                <w:szCs w:val="17"/>
+              </w:rPr>
+              <w:t xml:space="preserve"> ; au bout de </w:t>
+            </w:r>
+            <w:r>
+              <w:rPr>
+                <w:rFonts w:ascii="Cambria" w:cs="Cambria" w:eastAsia="Cambria" w:hAnsi="Cambria"/>
+                <w:b/>
+                <w:bCs/>
+                <w:color w:val="17232A"/>
+                <w:sz w:val="17"/>
+                <w:szCs w:val="17"/>
+              </w:rPr>
+              <w:t xml:space="preserve">9 jours, la distribution de café est désactivée</w:t>
+            </w:r>
+            <w:r>
+              <w:rPr>
+                <w:rFonts w:ascii="Cambria" w:cs="Cambria" w:eastAsia="Cambria" w:hAnsi="Cambria"/>
+                <w:color w:val="17232A"/>
+                <w:sz w:val="17"/>
+                <w:szCs w:val="17"/>
+              </w:rPr>
+              <w:t xml:space="preserve">. Ne pas utiliser la pastille recommandée par le constructeur fait perdre la garantie sur les pièces concernées.</w:t>
+            </w:r>
+          </w:p>
+        </w:tc>
+      </w:tr>
+    </w:tbl>
+    <w:p>
+      <w:pPr>
+        <w:keepNext/>
+        <w:pBdr>
+          <w:top w:val="single" w:color="D3DBDB" w:sz="4" w:space="8"/>
+        </w:pBdr>
+        <w:spacing w:after="62" w:before="140"/>
+      </w:pPr>
+      <w:r>
+        <w:rPr>
+          <w:rFonts w:ascii="Arial" w:cs="Arial" w:eastAsia="Arial" w:hAnsi="Arial"/>
+          <w:b/>
+          <w:bCs/>
+          <w:color w:val="0D5C63"/>
+          <w:sz w:val="22"/>
+          <w:szCs w:val="22"/>
+        </w:rPr>
+        <w:t xml:space="preserve">4   </w:t>
+      </w:r>
+      <w:r>
+        <w:rPr>
+          <w:rFonts w:ascii="Arial" w:cs="Arial" w:eastAsia="Arial" w:hAnsi="Arial"/>
+          <w:b/>
+          <w:bCs/>
+          <w:color w:val="17232A"/>
+          <w:sz w:val="22"/>
+          <w:szCs w:val="22"/>
+        </w:rPr>
+        <w:t xml:space="preserve">Périodicité</w:t>
+      </w:r>
+    </w:p>
+    <w:tbl>
+      <w:tblPr>
+        <w:tblW w:type="dxa" w:w="9864"/>
+        <w:tblBorders>
+          <w:top w:val="single" w:color="D3DBDB" w:sz="4"/>
+          <w:left w:val="single" w:color="D3DBDB" w:sz="4"/>
+          <w:bottom w:val="single" w:color="D3DBDB" w:sz="4"/>
+          <w:right w:val="single" w:color="D3DBDB" w:sz="4"/>
+          <w:insideH w:val="single" w:color="D3DBDB" w:sz="4"/>
+          <w:insideV w:val="single" w:color="D3DBDB" w:sz="4"/>
+        </w:tblBorders>
+      </w:tblPr>
+      <w:tblGrid>
+        <w:gridCol w:w="6116"/>
+        <w:gridCol w:w="3748"/>
+      </w:tblGrid>
+      <w:tr>
+        <w:trPr>
+          <w:tblHeader/>
+        </w:trPr>
+        <w:tc>
+          <w:tcPr>
+            <w:tcW w:type="dxa" w:w="6116"/>
+            <w:shd w:fill="EEF2F1" w:color="auto" w:val="clear"/>
+            <w:tcMar>
+              <w:top w:type="dxa" w:w="60"/>
+              <w:left w:type="dxa" w:w="100"/>
+              <w:bottom w:type="dxa" w:w="60"/>
+              <w:right w:type="dxa" w:w="100"/>
+            </w:tcMar>
+          </w:tcPr>
+          <w:p>
+            <w:pPr>
+              <w:spacing w:after="0"/>
+            </w:pPr>
+            <w:r>
+              <w:rPr>
+                <w:rFonts w:ascii="Arial" w:cs="Arial" w:eastAsia="Arial" w:hAnsi="Arial"/>
+                <w:b/>
+                <w:bCs/>
+                <w:caps/>
+                <w:color w:val="5B6C72"/>
+                <w:spacing w:val="20"/>
+                <w:sz w:val="13"/>
+                <w:szCs w:val="13"/>
+              </w:rPr>
+              <w:t xml:space="preserve">Opération</w:t>
+            </w:r>
+          </w:p>
+        </w:tc>
+        <w:tc>
+          <w:tcPr>
+            <w:tcW w:type="dxa" w:w="3748"/>
+            <w:shd w:fill="EEF2F1" w:color="auto" w:val="clear"/>
+            <w:tcMar>
+              <w:top w:type="dxa" w:w="60"/>
+              <w:left w:type="dxa" w:w="100"/>
+              <w:bottom w:type="dxa" w:w="60"/>
+              <w:right w:type="dxa" w:w="100"/>
+            </w:tcMar>
+          </w:tcPr>
+          <w:p>
+            <w:pPr>
+              <w:spacing w:after="0"/>
+            </w:pPr>
+            <w:r>
+              <w:rPr>
+                <w:rFonts w:ascii="Arial" w:cs="Arial" w:eastAsia="Arial" w:hAnsi="Arial"/>
+                <w:b/>
+                <w:bCs/>
+                <w:caps/>
+                <w:color w:val="5B6C72"/>
+                <w:spacing w:val="20"/>
+                <w:sz w:val="13"/>
+                <w:szCs w:val="13"/>
+              </w:rPr>
+              <w:t xml:space="preserve">Fréquence</w:t>
+            </w:r>
+          </w:p>
+        </w:tc>
+      </w:tr>
+      <w:tr>
+        <w:tc>
+          <w:tcPr>
+            <w:tcW w:type="dxa" w:w="6116"/>
+            <w:tcMar>
+              <w:top w:type="dxa" w:w="60"/>
+              <w:left w:type="dxa" w:w="100"/>
+              <w:bottom w:type="dxa" w:w="60"/>
+              <w:right w:type="dxa" w:w="100"/>
+            </w:tcMar>
+          </w:tcPr>
+          <w:p>
+            <w:pPr>
+              <w:spacing w:after="0" w:line="235"/>
+            </w:pPr>
+            <w:r>
+              <w:rPr>
+                <w:rFonts w:ascii="Cambria" w:cs="Cambria" w:eastAsia="Cambria" w:hAnsi="Cambria"/>
+                <w:b w:val="false"/>
+                <w:bCs w:val="false"/>
+                <w:color w:val="17232A"/>
+                <w:sz w:val="17"/>
+                <w:szCs w:val="17"/>
+              </w:rPr>
+              <w:t xml:space="preserve">Rinçage, bacs, porte-gobelets, carrosserie et écran</w:t>
+            </w:r>
+          </w:p>
+        </w:tc>
+        <w:tc>
+          <w:tcPr>
+            <w:tcW w:type="dxa" w:w="3748"/>
+            <w:tcMar>
+              <w:top w:type="dxa" w:w="60"/>
+              <w:left w:type="dxa" w:w="100"/>
+              <w:bottom w:type="dxa" w:w="60"/>
+              <w:right w:type="dxa" w:w="100"/>
+            </w:tcMar>
+          </w:tcPr>
+          <w:p>
+            <w:pPr>
+              <w:spacing w:after="0" w:line="235"/>
+            </w:pPr>
+            <w:r>
+              <w:rPr>
+                <w:rFonts w:ascii="Cambria" w:cs="Cambria" w:eastAsia="Cambria" w:hAnsi="Cambria"/>
+                <w:b w:val="false"/>
+                <w:bCs w:val="false"/>
+                <w:color w:val="17232A"/>
+                <w:sz w:val="17"/>
+                <w:szCs w:val="17"/>
+              </w:rPr>
+              <w:t xml:space="preserve">Quotidienne</w:t>
+            </w:r>
+          </w:p>
+        </w:tc>
+      </w:tr>
+      <w:tr>
+        <w:tc>
+          <w:tcPr>
+            <w:tcW w:type="dxa" w:w="6116"/>
+            <w:tcMar>
+              <w:top w:type="dxa" w:w="60"/>
+              <w:left w:type="dxa" w:w="100"/>
+              <w:bottom w:type="dxa" w:w="60"/>
+              <w:right w:type="dxa" w:w="100"/>
+            </w:tcMar>
+          </w:tcPr>
+          <w:p>
+            <w:pPr>
+              <w:spacing w:after="0" w:line="235"/>
+            </w:pPr>
+            <w:r>
+              <w:rPr>
+                <w:rFonts w:ascii="Cambria" w:cs="Cambria" w:eastAsia="Cambria" w:hAnsi="Cambria"/>
+                <w:b w:val="false"/>
+                <w:bCs w:val="false"/>
+                <w:color w:val="17232A"/>
+                <w:sz w:val="17"/>
+                <w:szCs w:val="17"/>
+              </w:rPr>
+              <w:t xml:space="preserve">Dépose et rinçage du groupe café</w:t>
+            </w:r>
+          </w:p>
+        </w:tc>
+        <w:tc>
+          <w:tcPr>
+            <w:tcW w:type="dxa" w:w="3748"/>
+            <w:tcMar>
+              <w:top w:type="dxa" w:w="60"/>
+              <w:left w:type="dxa" w:w="100"/>
+              <w:bottom w:type="dxa" w:w="60"/>
+              <w:right w:type="dxa" w:w="100"/>
+            </w:tcMar>
+          </w:tcPr>
+          <w:p>
+            <w:pPr>
+              <w:spacing w:after="0" w:line="235"/>
+            </w:pPr>
+            <w:r>
+              <w:rPr>
+                <w:rFonts w:ascii="Cambria" w:cs="Cambria" w:eastAsia="Cambria" w:hAnsi="Cambria"/>
+                <w:b w:val="false"/>
+                <w:bCs w:val="false"/>
+                <w:color w:val="17232A"/>
+                <w:sz w:val="17"/>
+                <w:szCs w:val="17"/>
+              </w:rPr>
+              <w:t xml:space="preserve">Hebdomadaire</w:t>
+            </w:r>
+          </w:p>
+        </w:tc>
+      </w:tr>
+      <w:tr>
+        <w:tc>
+          <w:tcPr>
+            <w:tcW w:type="dxa" w:w="6116"/>
+            <w:tcMar>
+              <w:top w:type="dxa" w:w="60"/>
+              <w:left w:type="dxa" w:w="100"/>
+              <w:bottom w:type="dxa" w:w="60"/>
+              <w:right w:type="dxa" w:w="100"/>
+            </w:tcMar>
+          </w:tcPr>
+          <w:p>
+            <w:pPr>
+              <w:spacing w:after="0" w:line="235"/>
+            </w:pPr>
+            <w:r>
+              <w:rPr>
+                <w:rFonts w:ascii="Cambria" w:cs="Cambria" w:eastAsia="Cambria" w:hAnsi="Cambria"/>
+                <w:b w:val="false"/>
+                <w:bCs w:val="false"/>
+                <w:color w:val="17232A"/>
+                <w:sz w:val="17"/>
+                <w:szCs w:val="17"/>
+              </w:rPr>
+              <w:t xml:space="preserve">Cycle de nettoyage avec pastille</w:t>
+            </w:r>
+          </w:p>
+        </w:tc>
+        <w:tc>
+          <w:tcPr>
+            <w:tcW w:type="dxa" w:w="3748"/>
+            <w:tcMar>
+              <w:top w:type="dxa" w:w="60"/>
+              <w:left w:type="dxa" w:w="100"/>
+              <w:bottom w:type="dxa" w:w="60"/>
+              <w:right w:type="dxa" w:w="100"/>
+            </w:tcMar>
+          </w:tcPr>
+          <w:p>
+            <w:pPr>
+              <w:spacing w:after="0" w:line="235"/>
+            </w:pPr>
+            <w:r>
+              <w:rPr>
+                <w:rFonts w:ascii="Cambria" w:cs="Cambria" w:eastAsia="Cambria" w:hAnsi="Cambria"/>
+                <w:b w:val="false"/>
+                <w:bCs w:val="false"/>
+                <w:color w:val="17232A"/>
+                <w:sz w:val="17"/>
+                <w:szCs w:val="17"/>
+              </w:rPr>
+              <w:t xml:space="preserve">Hebdomadaire</w:t>
+            </w:r>
+          </w:p>
+        </w:tc>
+      </w:tr>
+      <w:tr>
+        <w:tc>
+          <w:tcPr>
+            <w:tcW w:type="dxa" w:w="6116"/>
+            <w:tcMar>
+              <w:top w:type="dxa" w:w="60"/>
+              <w:left w:type="dxa" w:w="100"/>
+              <w:bottom w:type="dxa" w:w="60"/>
+              <w:right w:type="dxa" w:w="100"/>
+            </w:tcMar>
+          </w:tcPr>
+          <w:p>
+            <w:pPr>
+              <w:spacing w:after="0" w:line="235"/>
+            </w:pPr>
+            <w:r>
+              <w:rPr>
+                <w:rFonts w:ascii="Cambria" w:cs="Cambria" w:eastAsia="Cambria" w:hAnsi="Cambria"/>
+                <w:b w:val="false"/>
+                <w:bCs w:val="false"/>
+                <w:color w:val="17232A"/>
+                <w:sz w:val="17"/>
+                <w:szCs w:val="17"/>
+              </w:rPr>
+              <w:t xml:space="preserve">Système de mixage et poubelle du meuble</w:t>
+            </w:r>
+          </w:p>
+        </w:tc>
+        <w:tc>
+          <w:tcPr>
+            <w:tcW w:type="dxa" w:w="3748"/>
+            <w:tcMar>
+              <w:top w:type="dxa" w:w="60"/>
+              <w:left w:type="dxa" w:w="100"/>
+              <w:bottom w:type="dxa" w:w="60"/>
+              <w:right w:type="dxa" w:w="100"/>
+            </w:tcMar>
+          </w:tcPr>
+          <w:p>
+            <w:pPr>
+              <w:spacing w:after="0" w:line="235"/>
+            </w:pPr>
+            <w:r>
+              <w:rPr>
+                <w:rFonts w:ascii="Cambria" w:cs="Cambria" w:eastAsia="Cambria" w:hAnsi="Cambria"/>
+                <w:b w:val="false"/>
+                <w:bCs w:val="false"/>
+                <w:color w:val="17232A"/>
+                <w:sz w:val="17"/>
+                <w:szCs w:val="17"/>
+              </w:rPr>
+              <w:t xml:space="preserve">Hebdomadaire</w:t>
+            </w:r>
+          </w:p>
+        </w:tc>
+      </w:tr>
+      <w:tr>
+        <w:tc>
+          <w:tcPr>
+            <w:tcW w:type="dxa" w:w="6116"/>
+            <w:tcMar>
+              <w:top w:type="dxa" w:w="60"/>
+              <w:left w:type="dxa" w:w="100"/>
+              <w:bottom w:type="dxa" w:w="60"/>
+              <w:right w:type="dxa" w:w="100"/>
+            </w:tcMar>
+          </w:tcPr>
+          <w:p>
+            <w:pPr>
+              <w:spacing w:after="0" w:line="235"/>
+            </w:pPr>
+            <w:r>
+              <w:rPr>
+                <w:rFonts w:ascii="Cambria" w:cs="Cambria" w:eastAsia="Cambria" w:hAnsi="Cambria"/>
+                <w:b w:val="false"/>
+                <w:bCs w:val="false"/>
+                <w:color w:val="17232A"/>
+                <w:sz w:val="17"/>
+                <w:szCs w:val="17"/>
+              </w:rPr>
+              <w:t xml:space="preserve">Nettoyage des canisters à la brosse sèche</w:t>
+            </w:r>
+          </w:p>
+        </w:tc>
+        <w:tc>
+          <w:tcPr>
+            <w:tcW w:type="dxa" w:w="3748"/>
+            <w:tcMar>
+              <w:top w:type="dxa" w:w="60"/>
+              <w:left w:type="dxa" w:w="100"/>
+              <w:bottom w:type="dxa" w:w="60"/>
+              <w:right w:type="dxa" w:w="100"/>
+            </w:tcMar>
+          </w:tcPr>
+          <w:p>
+            <w:pPr>
+              <w:spacing w:after="0" w:line="235"/>
+            </w:pPr>
+            <w:r>
+              <w:rPr>
+                <w:rFonts w:ascii="Cambria" w:cs="Cambria" w:eastAsia="Cambria" w:hAnsi="Cambria"/>
+                <w:b w:val="false"/>
+                <w:bCs w:val="false"/>
+                <w:color w:val="17232A"/>
+                <w:sz w:val="17"/>
+                <w:szCs w:val="17"/>
+              </w:rPr>
+              <w:t xml:space="preserve">Mensuelle</w:t>
+            </w:r>
+          </w:p>
+        </w:tc>
+      </w:tr>
+      <w:tr>
+        <w:tc>
+          <w:tcPr>
+            <w:tcW w:type="dxa" w:w="6116"/>
+            <w:tcMar>
+              <w:top w:type="dxa" w:w="60"/>
+              <w:left w:type="dxa" w:w="100"/>
+              <w:bottom w:type="dxa" w:w="60"/>
+              <w:right w:type="dxa" w:w="100"/>
+            </w:tcMar>
+          </w:tcPr>
+          <w:p>
+            <w:pPr>
+              <w:spacing w:after="0" w:line="235"/>
+            </w:pPr>
+            <w:r>
+              <w:rPr>
+                <w:rFonts w:ascii="Cambria" w:cs="Cambria" w:eastAsia="Cambria" w:hAnsi="Cambria"/>
+                <w:b w:val="false"/>
+                <w:bCs w:val="false"/>
+                <w:color w:val="17232A"/>
+                <w:sz w:val="17"/>
+                <w:szCs w:val="17"/>
+              </w:rPr>
+              <w:t xml:space="preserve">Circuit d’eau froide</w:t>
+            </w:r>
+          </w:p>
+        </w:tc>
+        <w:tc>
+          <w:tcPr>
+            <w:tcW w:type="dxa" w:w="3748"/>
+            <w:tcMar>
+              <w:top w:type="dxa" w:w="60"/>
+              <w:left w:type="dxa" w:w="100"/>
+              <w:bottom w:type="dxa" w:w="60"/>
+              <w:right w:type="dxa" w:w="100"/>
+            </w:tcMar>
+          </w:tcPr>
+          <w:p>
+            <w:pPr>
+              <w:spacing w:after="0" w:line="235"/>
+            </w:pPr>
+            <w:r>
+              <w:rPr>
+                <w:rFonts w:ascii="Cambria" w:cs="Cambria" w:eastAsia="Cambria" w:hAnsi="Cambria"/>
+                <w:b w:val="false"/>
+                <w:bCs w:val="false"/>
+                <w:color w:val="17232A"/>
+                <w:sz w:val="17"/>
+                <w:szCs w:val="17"/>
+              </w:rPr>
+              <w:t xml:space="preserve">Semestrielle, par le prestataire agréé</w:t>
+            </w:r>
+          </w:p>
+        </w:tc>
+      </w:tr>
+    </w:tbl>
+    <w:p>
+      <w:pPr>
+        <w:keepNext/>
+        <w:pBdr>
+          <w:top w:val="single" w:color="D3DBDB" w:sz="4" w:space="8"/>
+        </w:pBdr>
+        <w:spacing w:after="62" w:before="140"/>
+      </w:pPr>
+      <w:r>
+        <w:rPr>
+          <w:rFonts w:ascii="Arial" w:cs="Arial" w:eastAsia="Arial" w:hAnsi="Arial"/>
+          <w:b/>
+          <w:bCs/>
+          <w:color w:val="0D5C63"/>
+          <w:sz w:val="22"/>
+          <w:szCs w:val="22"/>
+        </w:rPr>
+        <w:t xml:space="preserve">5   </w:t>
+      </w:r>
+      <w:r>
+        <w:rPr>
+          <w:rFonts w:ascii="Arial" w:cs="Arial" w:eastAsia="Arial" w:hAnsi="Arial"/>
+          <w:b/>
+          <w:bCs/>
+          <w:color w:val="17232A"/>
+          <w:sz w:val="22"/>
+          <w:szCs w:val="22"/>
+        </w:rPr>
+        <w:t xml:space="preserve">Panne et intervention</w:t>
       </w:r>
     </w:p>
     <w:tbl>
@@ -456,7 +2045,7 @@
     </w:tbl>
     <w:p>
       <w:pPr>
-        <w:spacing w:after="70"/>
+        <w:spacing w:after="60"/>
       </w:pPr>
     </w:p>
     <w:p>
@@ -475,7 +2064,7 @@
           <w:sz w:val="18"/>
           <w:szCs w:val="18"/>
         </w:rPr>
-        <w:t xml:space="preserve">Signaler la panne à SOVEDIS en précisant l'étage, la machine concernée et le symptôme.</w:t>
+        <w:t xml:space="preserve">Signaler la panne à SOVEDIS en précisant l'étage, la machine concernée et le message affiché à l'écran.</w:t>
       </w:r>
     </w:p>
     <w:p>
@@ -494,7 +2083,7 @@
           <w:sz w:val="18"/>
           <w:szCs w:val="18"/>
         </w:rPr>
-        <w:t xml:space="preserve">Prévenir le responsable des services généraux.</w:t>
+        <w:t xml:space="preserve">Prévenir le directeur des services généraux.</w:t>
       </w:r>
     </w:p>
     <w:p>
@@ -513,7 +2102,27 @@
           <w:sz w:val="18"/>
           <w:szCs w:val="18"/>
         </w:rPr>
-        <w:t xml:space="preserve">Signaler l'indisponibilité aux collaborateurs si l'immobilisation dure.</w:t>
+        <w:t xml:space="preserve">Si l'immobilisation dure, </w:t>
+      </w:r>
+      <w:r>
+        <w:rPr>
+          <w:rFonts w:ascii="Cambria" w:cs="Cambria" w:eastAsia="Cambria" w:hAnsi="Cambria"/>
+          <w:b/>
+          <w:bCs/>
+          <w:color w:val="17232A"/>
+          <w:sz w:val="18"/>
+          <w:szCs w:val="18"/>
+        </w:rPr>
+        <w:t xml:space="preserve">afficher l'indisponibilité</w:t>
+      </w:r>
+      <w:r>
+        <w:rPr>
+          <w:rFonts w:ascii="Cambria" w:cs="Cambria" w:eastAsia="Cambria" w:hAnsi="Cambria"/>
+          <w:color w:val="17232A"/>
+          <w:sz w:val="18"/>
+          <w:szCs w:val="18"/>
+        </w:rPr>
+        <w:t xml:space="preserve"> sur la machine pour éviter les sollicitations répétées.</w:t>
       </w:r>
     </w:p>
     <w:p>
@@ -545,75 +2154,9 @@
           <w:highlight w:val="yellow"/>
           <w:highlightCs w:val="yellow"/>
         </w:rPr>
-        <w:t xml:space="preserve">support de suivi à préciser — Tracker, fichier Excel ?</w:t>
-      </w:r>
-    </w:p>
-    <w:p>
-      <w:pPr>
-        <w:spacing w:after="70"/>
-      </w:pPr>
-    </w:p>
-    <w:tbl>
-      <w:tblPr>
-        <w:tblW w:type="dxa" w:w="9864"/>
-        <w:tblBorders>
-          <w:top w:val="none"/>
-          <w:left w:val="single" w:color="0D5C63" w:sz="18"/>
-          <w:bottom w:val="none"/>
-          <w:right w:val="none"/>
-          <w:insideH w:val="none"/>
-          <w:insideV w:val="none"/>
-        </w:tblBorders>
-      </w:tblPr>
-      <w:tblGrid>
-        <w:gridCol w:w="9864"/>
-      </w:tblGrid>
-      <w:tr>
-        <w:tc>
-          <w:tcPr>
-            <w:tcW w:type="dxa" w:w="9864"/>
-            <w:shd w:fill="E6F0F0" w:color="auto" w:val="clear"/>
-            <w:tcMar>
-              <w:top w:type="dxa" w:w="100"/>
-              <w:left w:type="dxa" w:w="150"/>
-              <w:bottom w:type="dxa" w:w="100"/>
-              <w:right w:type="dxa" w:w="150"/>
-            </w:tcMar>
-          </w:tcPr>
-          <w:p>
-            <w:pPr>
-              <w:spacing w:after="45"/>
-            </w:pPr>
-            <w:r>
-              <w:rPr>
-                <w:rFonts w:ascii="Arial" w:cs="Arial" w:eastAsia="Arial" w:hAnsi="Arial"/>
-                <w:b/>
-                <w:bCs/>
-                <w:color w:val="0D5C63"/>
-                <w:spacing w:val="25"/>
-                <w:sz w:val="13"/>
-                <w:szCs w:val="13"/>
-              </w:rPr>
-              <w:t xml:space="preserve">SECTION À CONSOLIDER</w:t>
-            </w:r>
-          </w:p>
-          <w:p>
-            <w:pPr>
-              <w:spacing w:after="0" w:line="235"/>
-            </w:pPr>
-            <w:r>
-              <w:rPr>
-                <w:rFonts w:ascii="Cambria" w:cs="Cambria" w:eastAsia="Cambria" w:hAnsi="Cambria"/>
-                <w:color w:val="17232A"/>
-                <w:sz w:val="17"/>
-                <w:szCs w:val="17"/>
-              </w:rPr>
-              <w:t xml:space="preserve">Le cahier de consignes ne mentionne la machine à café que par le contact SOVEDIS et la liste des consommables. Les fréquences de contrôle, le fournisseur du café et le suivi des interventions restent à décrire par les services généraux.</w:t>
-            </w:r>
-          </w:p>
-        </w:tc>
-      </w:tr>
-    </w:tbl>
+        <w:t xml:space="preserve">support de suivi à préciser</w:t>
+      </w:r>
+    </w:p>
     <w:sectPr>
       <w:footerReference w:type="default" r:id="rId7"/>
       <w:pgSz w:w="11906" w:h="16838" w:orient="portrait"/>

--- a/procedure-lyreco/PRO-SG-009_Machine_a_cafe.docx
+++ b/procedure-lyreco/PRO-SG-009_Machine_a_cafe.docx
@@ -752,7 +752,7 @@
           <w:sz w:val="22"/>
           <w:szCs w:val="22"/>
         </w:rPr>
-        <w:t xml:space="preserve">Nettoyage hebdomadaire du groupe café</w:t>
+        <w:t xml:space="preserve">Cycle de nettoyage du groupe café</w:t>
       </w:r>
     </w:p>
     <w:p>
@@ -766,42 +766,27 @@
           <w:sz w:val="18"/>
           <w:szCs w:val="18"/>
         </w:rPr>
-        <w:t xml:space="preserve">Deux opérations complémentaires, à faire chaque semaine : le nettoyage manuel du groupe café (le « brewer ») et le cycle automatique avec pastille.</w:t>
-      </w:r>
-    </w:p>
-    <w:p>
-      <w:pPr>
-        <w:keepNext/>
-        <w:spacing w:after="30" w:before="180"/>
-      </w:pPr>
-      <w:r>
-        <w:rPr>
-          <w:rFonts w:ascii="Arial" w:cs="Arial" w:eastAsia="Arial" w:hAnsi="Arial"/>
-          <w:b/>
-          <w:bCs/>
-          <w:color w:val="0D5C63"/>
-          <w:spacing w:val="25"/>
-          <w:sz w:val="13"/>
-          <w:szCs w:val="13"/>
-        </w:rPr>
-        <w:t xml:space="preserve">ÉTAPE 1</w:t>
-      </w:r>
-    </w:p>
-    <w:p>
-      <w:pPr>
-        <w:keepNext/>
-        <w:spacing w:after="60"/>
-      </w:pPr>
-      <w:r>
-        <w:rPr>
-          <w:rFonts w:ascii="Arial" w:cs="Arial" w:eastAsia="Arial" w:hAnsi="Arial"/>
-          <w:b/>
-          <w:bCs/>
-          <w:color w:val="17232A"/>
-          <w:sz w:val="19"/>
-          <w:szCs w:val="19"/>
-        </w:rPr>
-        <w:t xml:space="preserve">Déposer et rincer le groupe café</w:t>
+        <w:t xml:space="preserve">Le cycle est automatique, mais il s'interrompt en cours de route pour demander le </w:t>
+      </w:r>
+      <w:r>
+        <w:rPr>
+          <w:rFonts w:ascii="Cambria" w:cs="Cambria" w:eastAsia="Cambria" w:hAnsi="Cambria"/>
+          <w:b/>
+          <w:bCs/>
+          <w:color w:val="17232A"/>
+          <w:sz w:val="18"/>
+          <w:szCs w:val="18"/>
+        </w:rPr>
+        <w:t xml:space="preserve">nettoyage manuel de l'infuseur</w:t>
+      </w:r>
+      <w:r>
+        <w:rPr>
+          <w:rFonts w:ascii="Cambria" w:cs="Cambria" w:eastAsia="Cambria" w:hAnsi="Cambria"/>
+          <w:color w:val="17232A"/>
+          <w:sz w:val="18"/>
+          <w:szCs w:val="18"/>
+        </w:rPr>
+        <w:t xml:space="preserve">. Prévoir la clé de service, une pastille de nettoyage, un bac et du papier absorbant avant de commencer.</w:t>
       </w:r>
     </w:p>
     <w:p>
@@ -820,7 +805,27 @@
           <w:sz w:val="18"/>
           <w:szCs w:val="18"/>
         </w:rPr>
-        <w:t xml:space="preserve">Détacher la sortie café du groupe, avec le tuyau et le bec.</w:t>
+        <w:t xml:space="preserve">Récupérer la </w:t>
+      </w:r>
+      <w:r>
+        <w:rPr>
+          <w:rFonts w:ascii="Cambria" w:cs="Cambria" w:eastAsia="Cambria" w:hAnsi="Cambria"/>
+          <w:b/>
+          <w:bCs/>
+          <w:color w:val="17232A"/>
+          <w:sz w:val="18"/>
+          <w:szCs w:val="18"/>
+        </w:rPr>
+        <w:t xml:space="preserve">clé de service</w:t>
+      </w:r>
+      <w:r>
+        <w:rPr>
+          <w:rFonts w:ascii="Cambria" w:cs="Cambria" w:eastAsia="Cambria" w:hAnsi="Cambria"/>
+          <w:color w:val="17232A"/>
+          <w:sz w:val="18"/>
+          <w:szCs w:val="18"/>
+        </w:rPr>
+        <w:t xml:space="preserve"> dans le local ménage.</w:t>
       </w:r>
     </w:p>
     <w:p>
@@ -839,47 +844,27 @@
           <w:sz w:val="18"/>
           <w:szCs w:val="18"/>
         </w:rPr>
-        <w:t xml:space="preserve">Repérer la </w:t>
-      </w:r>
-      <w:r>
-        <w:rPr>
-          <w:rFonts w:ascii="Cambria" w:cs="Cambria" w:eastAsia="Cambria" w:hAnsi="Cambria"/>
-          <w:b/>
-          <w:bCs/>
-          <w:color w:val="17232A"/>
-          <w:sz w:val="18"/>
-          <w:szCs w:val="18"/>
-        </w:rPr>
-        <w:t xml:space="preserve">poignée de fixation</w:t>
-      </w:r>
-      <w:r>
-        <w:rPr>
-          <w:rFonts w:ascii="Cambria" w:cs="Cambria" w:eastAsia="Cambria" w:hAnsi="Cambria"/>
-          <w:color w:val="17232A"/>
-          <w:sz w:val="18"/>
-          <w:szCs w:val="18"/>
-        </w:rPr>
-        <w:t xml:space="preserve"> du groupe, la pousser </w:t>
-      </w:r>
-      <w:r>
-        <w:rPr>
-          <w:rFonts w:ascii="Cambria" w:cs="Cambria" w:eastAsia="Cambria" w:hAnsi="Cambria"/>
-          <w:b/>
-          <w:bCs/>
-          <w:color w:val="17232A"/>
-          <w:sz w:val="18"/>
-          <w:szCs w:val="18"/>
-        </w:rPr>
-        <w:t xml:space="preserve">vers le haut</w:t>
-      </w:r>
-      <w:r>
-        <w:rPr>
-          <w:rFonts w:ascii="Cambria" w:cs="Cambria" w:eastAsia="Cambria" w:hAnsi="Cambria"/>
-          <w:color w:val="17232A"/>
-          <w:sz w:val="18"/>
-          <w:szCs w:val="18"/>
-        </w:rPr>
-        <w:t xml:space="preserve"> et, en la maintenant, tirer puis soulever le groupe hors de la machine.</w:t>
+        <w:t xml:space="preserve">Ouvrir puis refermer la machine : le </w:t>
+      </w:r>
+      <w:r>
+        <w:rPr>
+          <w:rFonts w:ascii="Cambria" w:cs="Cambria" w:eastAsia="Cambria" w:hAnsi="Cambria"/>
+          <w:b/>
+          <w:bCs/>
+          <w:color w:val="17232A"/>
+          <w:sz w:val="18"/>
+          <w:szCs w:val="18"/>
+        </w:rPr>
+        <w:t xml:space="preserve">menu de maintenance</w:t>
+      </w:r>
+      <w:r>
+        <w:rPr>
+          <w:rFonts w:ascii="Cambria" w:cs="Cambria" w:eastAsia="Cambria" w:hAnsi="Cambria"/>
+          <w:color w:val="17232A"/>
+          <w:sz w:val="18"/>
+          <w:szCs w:val="18"/>
+        </w:rPr>
+        <w:t xml:space="preserve"> s'affiche à l'écran.</w:t>
       </w:r>
     </w:p>
     <w:p>
@@ -898,27 +883,27 @@
           <w:sz w:val="18"/>
           <w:szCs w:val="18"/>
         </w:rPr>
-        <w:t xml:space="preserve">Vérifier que le </w:t>
-      </w:r>
-      <w:r>
-        <w:rPr>
-          <w:rFonts w:ascii="Cambria" w:cs="Cambria" w:eastAsia="Cambria" w:hAnsi="Cambria"/>
-          <w:b/>
-          <w:bCs/>
-          <w:color w:val="17232A"/>
-          <w:sz w:val="18"/>
-          <w:szCs w:val="18"/>
-        </w:rPr>
-        <w:t xml:space="preserve">berceau</w:t>
-      </w:r>
-      <w:r>
-        <w:rPr>
-          <w:rFonts w:ascii="Cambria" w:cs="Cambria" w:eastAsia="Cambria" w:hAnsi="Cambria"/>
-          <w:color w:val="17232A"/>
-          <w:sz w:val="18"/>
-          <w:szCs w:val="18"/>
-        </w:rPr>
-        <w:t xml:space="preserve"> du groupe est propre : nettoyer le raccord d'eau et l'accouplement moteur.</w:t>
+        <w:t xml:space="preserve">Placer une </w:t>
+      </w:r>
+      <w:r>
+        <w:rPr>
+          <w:rFonts w:ascii="Cambria" w:cs="Cambria" w:eastAsia="Cambria" w:hAnsi="Cambria"/>
+          <w:b/>
+          <w:bCs/>
+          <w:color w:val="17232A"/>
+          <w:sz w:val="18"/>
+          <w:szCs w:val="18"/>
+        </w:rPr>
+        <w:t xml:space="preserve">pastille de nettoyage</w:t>
+      </w:r>
+      <w:r>
+        <w:rPr>
+          <w:rFonts w:ascii="Cambria" w:cs="Cambria" w:eastAsia="Cambria" w:hAnsi="Cambria"/>
+          <w:color w:val="17232A"/>
+          <w:sz w:val="18"/>
+          <w:szCs w:val="18"/>
+        </w:rPr>
+        <w:t xml:space="preserve"> dans l'infuseur et un bac sous la sortie, puis lancer le nettoyage.</w:t>
       </w:r>
     </w:p>
     <w:p>
@@ -933,31 +918,62 @@
       <w:r>
         <w:rPr>
           <w:rFonts w:ascii="Cambria" w:cs="Cambria" w:eastAsia="Cambria" w:hAnsi="Cambria"/>
-          <w:color w:val="17232A"/>
-          <w:sz w:val="18"/>
-          <w:szCs w:val="18"/>
-        </w:rPr>
-        <w:t xml:space="preserve">Rincer le groupe et les pièces déposées à l'</w:t>
-      </w:r>
-      <w:r>
-        <w:rPr>
-          <w:rFonts w:ascii="Cambria" w:cs="Cambria" w:eastAsia="Cambria" w:hAnsi="Cambria"/>
-          <w:b/>
-          <w:bCs/>
-          <w:color w:val="17232A"/>
-          <w:sz w:val="18"/>
-          <w:szCs w:val="18"/>
-        </w:rPr>
-        <w:t xml:space="preserve">eau chaude claire</w:t>
-      </w:r>
-      <w:r>
-        <w:rPr>
-          <w:rFonts w:ascii="Cambria" w:cs="Cambria" w:eastAsia="Cambria" w:hAnsi="Cambria"/>
-          <w:color w:val="17232A"/>
-          <w:sz w:val="18"/>
-          <w:szCs w:val="18"/>
-        </w:rPr>
-        <w:t xml:space="preserve">. Brosser l'intérieur des tuyaux et les becs de sortie, en insistant dans les angles.</w:t>
+          <w:b/>
+          <w:bCs/>
+          <w:color w:val="17232A"/>
+          <w:sz w:val="18"/>
+          <w:szCs w:val="18"/>
+        </w:rPr>
+        <w:t xml:space="preserve">Quand la machine le demande</w:t>
+      </w:r>
+      <w:r>
+        <w:rPr>
+          <w:rFonts w:ascii="Cambria" w:cs="Cambria" w:eastAsia="Cambria" w:hAnsi="Cambria"/>
+          <w:color w:val="17232A"/>
+          <w:sz w:val="18"/>
+          <w:szCs w:val="18"/>
+        </w:rPr>
+        <w:t xml:space="preserve"> : ouvrir la machine, sortir l'infuseur — la pièce avec le </w:t>
+      </w:r>
+      <w:r>
+        <w:rPr>
+          <w:rFonts w:ascii="Cambria" w:cs="Cambria" w:eastAsia="Cambria" w:hAnsi="Cambria"/>
+          <w:b/>
+          <w:bCs/>
+          <w:color w:val="17232A"/>
+          <w:sz w:val="18"/>
+          <w:szCs w:val="18"/>
+        </w:rPr>
+        <w:t xml:space="preserve">bouton vert</w:t>
+      </w:r>
+      <w:r>
+        <w:rPr>
+          <w:rFonts w:ascii="Cambria" w:cs="Cambria" w:eastAsia="Cambria" w:hAnsi="Cambria"/>
+          <w:color w:val="17232A"/>
+          <w:sz w:val="18"/>
+          <w:szCs w:val="18"/>
+        </w:rPr>
+        <w:t xml:space="preserve"> — et l'essuyer au papier absorbant pendant </w:t>
+      </w:r>
+      <w:r>
+        <w:rPr>
+          <w:rFonts w:ascii="Cambria" w:cs="Cambria" w:eastAsia="Cambria" w:hAnsi="Cambria"/>
+          <w:b/>
+          <w:bCs/>
+          <w:color w:val="17232A"/>
+          <w:sz w:val="18"/>
+          <w:szCs w:val="18"/>
+        </w:rPr>
+        <w:t xml:space="preserve">une minute au minimum</w:t>
+      </w:r>
+      <w:r>
+        <w:rPr>
+          <w:rFonts w:ascii="Cambria" w:cs="Cambria" w:eastAsia="Cambria" w:hAnsi="Cambria"/>
+          <w:color w:val="17232A"/>
+          <w:sz w:val="18"/>
+          <w:szCs w:val="18"/>
+        </w:rPr>
+        <w:t xml:space="preserve">.</w:t>
       </w:r>
     </w:p>
     <w:p>
@@ -976,27 +992,46 @@
           <w:sz w:val="18"/>
           <w:szCs w:val="18"/>
         </w:rPr>
-        <w:t xml:space="preserve">Reposer le groupe sur son berceau et </w:t>
-      </w:r>
-      <w:r>
-        <w:rPr>
-          <w:rFonts w:ascii="Cambria" w:cs="Cambria" w:eastAsia="Cambria" w:hAnsi="Cambria"/>
-          <w:b/>
-          <w:bCs/>
-          <w:color w:val="17232A"/>
-          <w:sz w:val="18"/>
-          <w:szCs w:val="18"/>
-        </w:rPr>
-        <w:t xml:space="preserve">pousser fermement jusqu'au clic</w:t>
-      </w:r>
-      <w:r>
-        <w:rPr>
-          <w:rFonts w:ascii="Cambria" w:cs="Cambria" w:eastAsia="Cambria" w:hAnsi="Cambria"/>
-          <w:color w:val="17232A"/>
-          <w:sz w:val="18"/>
-          <w:szCs w:val="18"/>
-        </w:rPr>
-        <w:t xml:space="preserve">, poignée de fixation en position basse. Remettre la sortie café en l'enfonçant à fond sur les becs.</w:t>
+        <w:t xml:space="preserve">Remettre l'infuseur en place en le poussant </w:t>
+      </w:r>
+      <w:r>
+        <w:rPr>
+          <w:rFonts w:ascii="Cambria" w:cs="Cambria" w:eastAsia="Cambria" w:hAnsi="Cambria"/>
+          <w:b/>
+          <w:bCs/>
+          <w:color w:val="17232A"/>
+          <w:sz w:val="18"/>
+          <w:szCs w:val="18"/>
+        </w:rPr>
+        <w:t xml:space="preserve">jusqu'au clic</w:t>
+      </w:r>
+      <w:r>
+        <w:rPr>
+          <w:rFonts w:ascii="Cambria" w:cs="Cambria" w:eastAsia="Cambria" w:hAnsi="Cambria"/>
+          <w:color w:val="17232A"/>
+          <w:sz w:val="18"/>
+          <w:szCs w:val="18"/>
+        </w:rPr>
+        <w:t xml:space="preserve">, refermer la machine : le cycle se poursuit.</w:t>
+      </w:r>
+    </w:p>
+    <w:p>
+      <w:pPr>
+        <w:pStyle w:val="ListParagraph"/>
+        <w:numPr>
+          <w:ilvl w:val="0"/>
+          <w:numId w:val="2"/>
+        </w:numPr>
+        <w:spacing w:after="38" w:line="240"/>
+      </w:pPr>
+      <w:r>
+        <w:rPr>
+          <w:rFonts w:ascii="Cambria" w:cs="Cambria" w:eastAsia="Cambria" w:hAnsi="Cambria"/>
+          <w:color w:val="17232A"/>
+          <w:sz w:val="18"/>
+          <w:szCs w:val="18"/>
+        </w:rPr>
+        <w:t xml:space="preserve">Retirer la clé de service et vider le bac une fois le cycle terminé.</w:t>
       </w:r>
     </w:p>
     <w:p>
@@ -1045,7 +1080,7 @@
                 <w:sz w:val="13"/>
                 <w:szCs w:val="13"/>
               </w:rPr>
-              <w:t xml:space="preserve">DEUX INTERDITS</w:t>
+              <w:t xml:space="preserve">NE JAMAIS INTERROMPRE LE CYCLE</w:t>
             </w:r>
           </w:p>
           <w:p>
@@ -1055,335 +1090,36 @@
             <w:r>
               <w:rPr>
                 <w:rFonts w:ascii="Cambria" w:cs="Cambria" w:eastAsia="Cambria" w:hAnsi="Cambria"/>
+                <w:color w:val="17232A"/>
+                <w:sz w:val="17"/>
+                <w:szCs w:val="17"/>
+              </w:rPr>
+              <w:t xml:space="preserve">Le cycle complet dure environ </w:t>
+            </w:r>
+            <w:r>
+              <w:rPr>
+                <w:rFonts w:ascii="Cambria" w:cs="Cambria" w:eastAsia="Cambria" w:hAnsi="Cambria"/>
                 <w:b/>
                 <w:bCs/>
                 <w:color w:val="17232A"/>
                 <w:sz w:val="17"/>
                 <w:szCs w:val="17"/>
               </w:rPr>
-              <w:t xml:space="preserve">Ne jamais démonter le groupe café lui-même</w:t>
-            </w:r>
-            <w:r>
-              <w:rPr>
-                <w:rFonts w:ascii="Cambria" w:cs="Cambria" w:eastAsia="Cambria" w:hAnsi="Cambria"/>
-                <w:color w:val="17232A"/>
-                <w:sz w:val="17"/>
-                <w:szCs w:val="17"/>
-              </w:rPr>
-              <w:t xml:space="preserve"> : seule une personne formée peut intervenir dessus. Et </w:t>
-            </w:r>
-            <w:r>
-              <w:rPr>
-                <w:rFonts w:ascii="Cambria" w:cs="Cambria" w:eastAsia="Cambria" w:hAnsi="Cambria"/>
-                <w:b/>
-                <w:bCs/>
-                <w:color w:val="17232A"/>
-                <w:sz w:val="17"/>
-                <w:szCs w:val="17"/>
-              </w:rPr>
-              <w:t xml:space="preserve">jamais de produit moussant ni abrasif</w:t>
-            </w:r>
-            <w:r>
-              <w:rPr>
-                <w:rFonts w:ascii="Cambria" w:cs="Cambria" w:eastAsia="Cambria" w:hAnsi="Cambria"/>
-                <w:color w:val="17232A"/>
-                <w:sz w:val="17"/>
-                <w:szCs w:val="17"/>
-              </w:rPr>
-              <w:t xml:space="preserve"> — eau chaude claire, éventuellement un détergent doux.</w:t>
+              <w:t xml:space="preserve">8 minutes</w:t>
+            </w:r>
+            <w:r>
+              <w:rPr>
+                <w:rFonts w:ascii="Cambria" w:cs="Cambria" w:eastAsia="Cambria" w:hAnsi="Cambria"/>
+                <w:color w:val="17232A"/>
+                <w:sz w:val="17"/>
+                <w:szCs w:val="17"/>
+              </w:rPr>
+              <w:t xml:space="preserve">. S'il est interrompu, la procédure doit être reprise depuis le début. Ne jamais démonter l'infuseur lui-même : seule une personne formée peut intervenir dessus.</w:t>
             </w:r>
           </w:p>
         </w:tc>
       </w:tr>
     </w:tbl>
-    <w:p>
-      <w:pPr>
-        <w:keepNext/>
-        <w:spacing w:after="30" w:before="180"/>
-      </w:pPr>
-      <w:r>
-        <w:rPr>
-          <w:rFonts w:ascii="Arial" w:cs="Arial" w:eastAsia="Arial" w:hAnsi="Arial"/>
-          <w:b/>
-          <w:bCs/>
-          <w:color w:val="0D5C63"/>
-          <w:spacing w:val="25"/>
-          <w:sz w:val="13"/>
-          <w:szCs w:val="13"/>
-        </w:rPr>
-        <w:t xml:space="preserve">ÉTAPE 2</w:t>
-      </w:r>
-    </w:p>
-    <w:p>
-      <w:pPr>
-        <w:keepNext/>
-        <w:spacing w:after="60"/>
-      </w:pPr>
-      <w:r>
-        <w:rPr>
-          <w:rFonts w:ascii="Arial" w:cs="Arial" w:eastAsia="Arial" w:hAnsi="Arial"/>
-          <w:b/>
-          <w:bCs/>
-          <w:color w:val="17232A"/>
-          <w:sz w:val="19"/>
-          <w:szCs w:val="19"/>
-        </w:rPr>
-        <w:t xml:space="preserve">Lancer le cycle de nettoyage avec pastille</w:t>
-      </w:r>
-    </w:p>
-    <w:p>
-      <w:pPr>
-        <w:pStyle w:val="ListParagraph"/>
-        <w:numPr>
-          <w:ilvl w:val="0"/>
-          <w:numId w:val="2"/>
-        </w:numPr>
-        <w:spacing w:after="38" w:line="240"/>
-      </w:pPr>
-      <w:r>
-        <w:rPr>
-          <w:rFonts w:ascii="Cambria" w:cs="Cambria" w:eastAsia="Cambria" w:hAnsi="Cambria"/>
-          <w:color w:val="17232A"/>
-          <w:sz w:val="18"/>
-          <w:szCs w:val="18"/>
-        </w:rPr>
-        <w:t xml:space="preserve">Ouvrir la porte : le </w:t>
-      </w:r>
-      <w:r>
-        <w:rPr>
-          <w:rFonts w:ascii="Cambria" w:cs="Cambria" w:eastAsia="Cambria" w:hAnsi="Cambria"/>
-          <w:b/>
-          <w:bCs/>
-          <w:color w:val="17232A"/>
-          <w:sz w:val="18"/>
-          <w:szCs w:val="18"/>
-        </w:rPr>
-        <w:t xml:space="preserve">menu de service</w:t>
-      </w:r>
-      <w:r>
-        <w:rPr>
-          <w:rFonts w:ascii="Cambria" w:cs="Cambria" w:eastAsia="Cambria" w:hAnsi="Cambria"/>
-          <w:color w:val="17232A"/>
-          <w:sz w:val="18"/>
-          <w:szCs w:val="18"/>
-        </w:rPr>
-        <w:t xml:space="preserve"> s'affiche à l'écran.</w:t>
-      </w:r>
-    </w:p>
-    <w:p>
-      <w:pPr>
-        <w:pStyle w:val="ListParagraph"/>
-        <w:numPr>
-          <w:ilvl w:val="0"/>
-          <w:numId w:val="2"/>
-        </w:numPr>
-        <w:spacing w:after="38" w:line="240"/>
-      </w:pPr>
-      <w:r>
-        <w:rPr>
-          <w:rFonts w:ascii="Cambria" w:cs="Cambria" w:eastAsia="Cambria" w:hAnsi="Cambria"/>
-          <w:color w:val="17232A"/>
-          <w:sz w:val="18"/>
-          <w:szCs w:val="18"/>
-        </w:rPr>
-        <w:t xml:space="preserve">Appuyer sur </w:t>
-      </w:r>
-      <w:r>
-        <w:rPr>
-          <w:rFonts w:ascii="Cambria" w:cs="Cambria" w:eastAsia="Cambria" w:hAnsi="Cambria"/>
-          <w:b/>
-          <w:bCs/>
-          <w:color w:val="17232A"/>
-          <w:sz w:val="18"/>
-          <w:szCs w:val="18"/>
-        </w:rPr>
-        <w:t xml:space="preserve">Nettoyage du groupe café</w:t>
-      </w:r>
-      <w:r>
-        <w:rPr>
-          <w:rFonts w:ascii="Cambria" w:cs="Cambria" w:eastAsia="Cambria" w:hAnsi="Cambria"/>
-          <w:color w:val="17232A"/>
-          <w:sz w:val="18"/>
-          <w:szCs w:val="18"/>
-        </w:rPr>
-        <w:t xml:space="preserve">.</w:t>
-      </w:r>
-    </w:p>
-    <w:p>
-      <w:pPr>
-        <w:pStyle w:val="ListParagraph"/>
-        <w:numPr>
-          <w:ilvl w:val="0"/>
-          <w:numId w:val="2"/>
-        </w:numPr>
-        <w:spacing w:after="38" w:line="240"/>
-      </w:pPr>
-      <w:r>
-        <w:rPr>
-          <w:rFonts w:ascii="Cambria" w:cs="Cambria" w:eastAsia="Cambria" w:hAnsi="Cambria"/>
-          <w:color w:val="17232A"/>
-          <w:sz w:val="18"/>
-          <w:szCs w:val="18"/>
-        </w:rPr>
-        <w:t xml:space="preserve">Placer </w:t>
-      </w:r>
-      <w:r>
-        <w:rPr>
-          <w:rFonts w:ascii="Cambria" w:cs="Cambria" w:eastAsia="Cambria" w:hAnsi="Cambria"/>
-          <w:b/>
-          <w:bCs/>
-          <w:color w:val="17232A"/>
-          <w:sz w:val="18"/>
-          <w:szCs w:val="18"/>
-        </w:rPr>
-        <w:t xml:space="preserve">une pastille de nettoyage</w:t>
-      </w:r>
-      <w:r>
-        <w:rPr>
-          <w:rFonts w:ascii="Cambria" w:cs="Cambria" w:eastAsia="Cambria" w:hAnsi="Cambria"/>
-          <w:color w:val="17232A"/>
-          <w:sz w:val="18"/>
-          <w:szCs w:val="18"/>
-        </w:rPr>
-        <w:t xml:space="preserve"> dans le groupe café, gants et lunettes de protection portés.</w:t>
-      </w:r>
-    </w:p>
-    <w:p>
-      <w:pPr>
-        <w:pStyle w:val="ListParagraph"/>
-        <w:numPr>
-          <w:ilvl w:val="0"/>
-          <w:numId w:val="2"/>
-        </w:numPr>
-        <w:spacing w:after="38" w:line="240"/>
-      </w:pPr>
-      <w:r>
-        <w:rPr>
-          <w:rFonts w:ascii="Cambria" w:cs="Cambria" w:eastAsia="Cambria" w:hAnsi="Cambria"/>
-          <w:color w:val="17232A"/>
-          <w:sz w:val="18"/>
-          <w:szCs w:val="18"/>
-        </w:rPr>
-        <w:t xml:space="preserve">Placer un bac ou un pichet d'un litre sous la sortie.</w:t>
-      </w:r>
-    </w:p>
-    <w:p>
-      <w:pPr>
-        <w:pStyle w:val="ListParagraph"/>
-        <w:numPr>
-          <w:ilvl w:val="0"/>
-          <w:numId w:val="2"/>
-        </w:numPr>
-        <w:spacing w:after="38" w:line="240"/>
-      </w:pPr>
-      <w:r>
-        <w:rPr>
-          <w:rFonts w:ascii="Cambria" w:cs="Cambria" w:eastAsia="Cambria" w:hAnsi="Cambria"/>
-          <w:color w:val="17232A"/>
-          <w:sz w:val="18"/>
-          <w:szCs w:val="18"/>
-        </w:rPr>
-        <w:t xml:space="preserve">Insérer la </w:t>
-      </w:r>
-      <w:r>
-        <w:rPr>
-          <w:rFonts w:ascii="Cambria" w:cs="Cambria" w:eastAsia="Cambria" w:hAnsi="Cambria"/>
-          <w:b/>
-          <w:bCs/>
-          <w:color w:val="17232A"/>
-          <w:sz w:val="18"/>
-          <w:szCs w:val="18"/>
-        </w:rPr>
-        <w:t xml:space="preserve">clé de service</w:t>
-      </w:r>
-      <w:r>
-        <w:rPr>
-          <w:rFonts w:ascii="Cambria" w:cs="Cambria" w:eastAsia="Cambria" w:hAnsi="Cambria"/>
-          <w:color w:val="17232A"/>
-          <w:sz w:val="18"/>
-          <w:szCs w:val="18"/>
-        </w:rPr>
-        <w:t xml:space="preserve"> dans la porte, puis appuyer sur </w:t>
-      </w:r>
-      <w:r>
-        <w:rPr>
-          <w:rFonts w:ascii="Cambria" w:cs="Cambria" w:eastAsia="Cambria" w:hAnsi="Cambria"/>
-          <w:b/>
-          <w:bCs/>
-          <w:color w:val="17232A"/>
-          <w:sz w:val="18"/>
-          <w:szCs w:val="18"/>
-        </w:rPr>
-        <w:t xml:space="preserve">Suivant</w:t>
-      </w:r>
-      <w:r>
-        <w:rPr>
-          <w:rFonts w:ascii="Cambria" w:cs="Cambria" w:eastAsia="Cambria" w:hAnsi="Cambria"/>
-          <w:color w:val="17232A"/>
-          <w:sz w:val="18"/>
-          <w:szCs w:val="18"/>
-        </w:rPr>
-        <w:t xml:space="preserve"> pour lancer le cycle.</w:t>
-      </w:r>
-    </w:p>
-    <w:p>
-      <w:pPr>
-        <w:pStyle w:val="ListParagraph"/>
-        <w:numPr>
-          <w:ilvl w:val="0"/>
-          <w:numId w:val="2"/>
-        </w:numPr>
-        <w:spacing w:after="38" w:line="240"/>
-      </w:pPr>
-      <w:r>
-        <w:rPr>
-          <w:rFonts w:ascii="Cambria" w:cs="Cambria" w:eastAsia="Cambria" w:hAnsi="Cambria"/>
-          <w:color w:val="17232A"/>
-          <w:sz w:val="18"/>
-          <w:szCs w:val="18"/>
-        </w:rPr>
-        <w:t xml:space="preserve">Le cycle dure </w:t>
-      </w:r>
-      <w:r>
-        <w:rPr>
-          <w:rFonts w:ascii="Cambria" w:cs="Cambria" w:eastAsia="Cambria" w:hAnsi="Cambria"/>
-          <w:b/>
-          <w:bCs/>
-          <w:color w:val="17232A"/>
-          <w:sz w:val="18"/>
-          <w:szCs w:val="18"/>
-        </w:rPr>
-        <w:t xml:space="preserve">8 minutes</w:t>
-      </w:r>
-      <w:r>
-        <w:rPr>
-          <w:rFonts w:ascii="Cambria" w:cs="Cambria" w:eastAsia="Cambria" w:hAnsi="Cambria"/>
-          <w:color w:val="17232A"/>
-          <w:sz w:val="18"/>
-          <w:szCs w:val="18"/>
-        </w:rPr>
-        <w:t xml:space="preserve"> : ne jamais l'interrompre. S'il est interrompu, tout reprendre depuis le début.</w:t>
-      </w:r>
-    </w:p>
-    <w:p>
-      <w:pPr>
-        <w:pStyle w:val="ListParagraph"/>
-        <w:numPr>
-          <w:ilvl w:val="0"/>
-          <w:numId w:val="2"/>
-        </w:numPr>
-        <w:spacing w:after="38" w:line="240"/>
-      </w:pPr>
-      <w:r>
-        <w:rPr>
-          <w:rFonts w:ascii="Cambria" w:cs="Cambria" w:eastAsia="Cambria" w:hAnsi="Cambria"/>
-          <w:color w:val="17232A"/>
-          <w:sz w:val="18"/>
-          <w:szCs w:val="18"/>
-        </w:rPr>
-        <w:t xml:space="preserve">Retirer la clé de service, vider le bac.</w:t>
-      </w:r>
-    </w:p>
     <w:p>
       <w:pPr>
         <w:spacing w:after="60"/>
@@ -1394,7 +1130,7 @@
         <w:tblW w:type="dxa" w:w="9864"/>
         <w:tblBorders>
           <w:top w:val="none"/>
-          <w:left w:val="single" w:color="94322B" w:sz="18"/>
+          <w:left w:val="single" w:color="8A5A12" w:sz="18"/>
           <w:bottom w:val="none"/>
           <w:right w:val="none"/>
           <w:insideH w:val="none"/>
@@ -1408,7 +1144,7 @@
         <w:tc>
           <w:tcPr>
             <w:tcW w:type="dxa" w:w="9864"/>
-            <w:shd w:fill="F8E7E4" w:color="auto" w:val="clear"/>
+            <w:shd w:fill="F7EEDE" w:color="auto" w:val="clear"/>
             <w:tcMar>
               <w:top w:type="dxa" w:w="100"/>
               <w:left w:type="dxa" w:w="150"/>
@@ -1425,7 +1161,7 @@
                 <w:rFonts w:ascii="Arial" w:cs="Arial" w:eastAsia="Arial" w:hAnsi="Arial"/>
                 <w:b/>
                 <w:bCs/>
-                <w:color w:val="94322B"/>
+                <w:color w:val="8A5A12"/>
                 <w:spacing w:val="25"/>
                 <w:sz w:val="13"/>
                 <w:szCs w:val="13"/>
@@ -1444,7 +1180,7 @@
                 <w:sz w:val="17"/>
                 <w:szCs w:val="17"/>
               </w:rPr>
-              <w:t xml:space="preserve">Sans nettoyage du groupe café, un message apparaît au bout de </w:t>
+              <w:t xml:space="preserve">Sans nettoyage de l'infuseur, un message apparaît au bout de </w:t>
             </w:r>
             <w:r>
               <w:rPr>
@@ -1682,7 +1418,7 @@
                 <w:sz w:val="17"/>
                 <w:szCs w:val="17"/>
               </w:rPr>
-              <w:t xml:space="preserve">Dépose et rinçage du groupe café</w:t>
+              <w:t xml:space="preserve">Cycle de nettoyage avec pastille et essuyage de l’infuseur</w:t>
             </w:r>
           </w:p>
         </w:tc>
@@ -1738,7 +1474,7 @@
                 <w:sz w:val="17"/>
                 <w:szCs w:val="17"/>
               </w:rPr>
-              <w:t xml:space="preserve">Cycle de nettoyage avec pastille</w:t>
+              <w:t xml:space="preserve">Système de mixage et poubelle du meuble</w:t>
             </w:r>
           </w:p>
         </w:tc>
@@ -1794,7 +1530,7 @@
                 <w:sz w:val="17"/>
                 <w:szCs w:val="17"/>
               </w:rPr>
-              <w:t xml:space="preserve">Système de mixage et poubelle du meuble</w:t>
+              <w:t xml:space="preserve">Rinçage du groupe café à l’eau chaude, groupe déposé — prévu par le constructeur</w:t>
             </w:r>
           </w:p>
         </w:tc>
@@ -1814,14 +1550,16 @@
             </w:pPr>
             <w:r>
               <w:rPr>
-                <w:rFonts w:ascii="Cambria" w:cs="Cambria" w:eastAsia="Cambria" w:hAnsi="Cambria"/>
-                <w:b w:val="false"/>
-                <w:bCs w:val="false"/>
-                <w:color w:val="17232A"/>
-                <w:sz w:val="17"/>
-                <w:szCs w:val="17"/>
-              </w:rPr>
-              <w:t xml:space="preserve">Hebdomadaire</w:t>
+                <w:rFonts w:ascii="Arial" w:cs="Arial" w:eastAsia="Arial" w:hAnsi="Arial"/>
+                <w:i/>
+                <w:iCs/>
+                <w:color w:val="6B4B12"/>
+                <w:sz w:val="16"/>
+                <w:szCs w:val="16"/>
+                <w:highlight w:val="yellow"/>
+                <w:highlightCs w:val="yellow"/>
+              </w:rPr>
+              <w:t xml:space="preserve">à confirmer avec SOVEDIS</w:t>
             </w:r>
           </w:p>
         </w:tc>
